--- a/Vusal_Nasrullayev.docx
+++ b/Vusal_Nasrullayev.docx
@@ -4,37 +4,110 @@
   <w:body>
     <w:p>
       <w:pPr>
-        <w:ind w:firstLine="708"/>
+        <w:spacing w:after="60"/>
         <w:jc w:val="center"/>
         <w:rPr>
           <w:rFonts w:ascii="Times New Roman" w:hAnsi="Times New Roman" w:cs="Times New Roman"/>
-          <w:sz w:val="28"/>
-          <w:szCs w:val="28"/>
-        </w:rPr>
-      </w:pPr>
-      <w:r>
-        <w:rPr>
-          <w:rFonts w:ascii="Times New Roman" w:hAnsi="Times New Roman" w:cs="Times New Roman"/>
-          <w:sz w:val="28"/>
-          <w:szCs w:val="28"/>
-        </w:rPr>
-        <w:t>МИНИСТЕРС</w:t>
-      </w:r>
-      <w:r>
-        <w:rPr>
-          <w:rFonts w:ascii="Times New Roman" w:hAnsi="Times New Roman" w:cs="Times New Roman"/>
-          <w:sz w:val="28"/>
-          <w:szCs w:val="28"/>
-        </w:rPr>
-        <w:t xml:space="preserve">ТВО ОБРАЗОВАНИЯ АЗЕРБАЙДЖАНСКОЙ </w:t>
-      </w:r>
-      <w:r>
-        <w:rPr>
-          <w:rFonts w:ascii="Times New Roman" w:hAnsi="Times New Roman" w:cs="Times New Roman"/>
-          <w:sz w:val="28"/>
-          <w:szCs w:val="28"/>
-        </w:rPr>
-        <w:t>РЕСПУБЛИКИ</w:t>
+          <w:b/>
+          <w:sz w:val="28"/>
+          <w:szCs w:val="28"/>
+        </w:rPr>
+      </w:pPr>
+      <w:r>
+        <w:rPr>
+          <w:rFonts w:ascii="Times New Roman" w:hAnsi="Times New Roman" w:cs="Times New Roman"/>
+          <w:b/>
+          <w:sz w:val="28"/>
+          <w:szCs w:val="28"/>
+        </w:rPr>
+        <w:t>АЗЕРБАЙДЖАНСКИЙ ГОСУДАРСТВЕННЫЙ УНИВЕРСИТЕТ НЕФТИ И ПРОМЫШЛЕННОСТИ</w:t>
+      </w:r>
+    </w:p>
+    <w:p>
+      <w:pPr>
+        <w:rPr>
+          <w:rFonts w:ascii="Times New Roman" w:hAnsi="Times New Roman" w:cs="Times New Roman"/>
+          <w:b/>
+          <w:sz w:val="28"/>
+          <w:szCs w:val="28"/>
+        </w:rPr>
+      </w:pPr>
+    </w:p>
+    <w:p>
+      <w:pPr>
+        <w:rPr>
+          <w:rFonts w:ascii="Times New Roman" w:hAnsi="Times New Roman" w:cs="Times New Roman"/>
+          <w:b/>
+          <w:sz w:val="28"/>
+          <w:szCs w:val="28"/>
+        </w:rPr>
+      </w:pPr>
+      <w:r>
+        <w:rPr>
+          <w:rFonts w:ascii="Times New Roman" w:hAnsi="Times New Roman" w:cs="Times New Roman"/>
+          <w:b/>
+          <w:sz w:val="28"/>
+          <w:szCs w:val="28"/>
+        </w:rPr>
+        <w:t>Факультет: Информационные технологии и управление</w:t>
+      </w:r>
+    </w:p>
+    <w:p>
+      <w:pPr>
+        <w:rPr>
+          <w:rFonts w:ascii="Times New Roman" w:hAnsi="Times New Roman" w:cs="Times New Roman"/>
+          <w:b/>
+          <w:bCs/>
+          <w:sz w:val="28"/>
+          <w:szCs w:val="28"/>
+        </w:rPr>
+      </w:pPr>
+      <w:r>
+        <w:rPr>
+          <w:rFonts w:ascii="Times New Roman" w:hAnsi="Times New Roman" w:cs="Times New Roman"/>
+          <w:b/>
+          <w:sz w:val="28"/>
+          <w:szCs w:val="28"/>
+        </w:rPr>
+        <w:t xml:space="preserve">Кафедра: </w:t>
+      </w:r>
+      <w:r>
+        <w:rPr>
+          <w:rFonts w:ascii="Times New Roman" w:hAnsi="Times New Roman" w:cs="Times New Roman"/>
+          <w:b/>
+          <w:bCs/>
+          <w:sz w:val="28"/>
+          <w:szCs w:val="28"/>
+        </w:rPr>
+        <w:t>Компьютерная инженерия</w:t>
+      </w:r>
+    </w:p>
+    <w:p>
+      <w:pPr>
+        <w:rPr>
+          <w:rFonts w:ascii="Times New Roman" w:hAnsi="Times New Roman" w:cs="Times New Roman"/>
+          <w:b/>
+          <w:sz w:val="28"/>
+          <w:szCs w:val="28"/>
+        </w:rPr>
+      </w:pPr>
+    </w:p>
+    <w:p>
+      <w:pPr>
+        <w:rPr>
+          <w:rFonts w:ascii="Times New Roman" w:hAnsi="Times New Roman" w:cs="Times New Roman"/>
+          <w:sz w:val="28"/>
+          <w:szCs w:val="28"/>
+        </w:rPr>
+      </w:pPr>
+      <w:r>
+        <w:rPr>
+          <w:rFonts w:ascii="Times New Roman" w:hAnsi="Times New Roman" w:cs="Times New Roman"/>
+          <w:b/>
+          <w:sz w:val="28"/>
+          <w:szCs w:val="28"/>
+        </w:rPr>
+        <w:t>Предмет: «Веб-системы и технологии»</w:t>
       </w:r>
     </w:p>
     <w:p>
@@ -42,145 +115,1519 @@
         <w:jc w:val="center"/>
         <w:rPr>
           <w:rFonts w:ascii="Times New Roman" w:hAnsi="Times New Roman" w:cs="Times New Roman"/>
-          <w:sz w:val="28"/>
-          <w:szCs w:val="28"/>
-        </w:rPr>
-      </w:pPr>
-    </w:p>
-    <w:p>
-      <w:pPr>
+          <w:sz w:val="132"/>
+          <w:szCs w:val="132"/>
+        </w:rPr>
+      </w:pPr>
+      <w:r>
+        <w:rPr>
+          <w:rFonts w:ascii="Times New Roman" w:hAnsi="Times New Roman" w:cs="Times New Roman"/>
+          <w:sz w:val="132"/>
+          <w:szCs w:val="132"/>
+        </w:rPr>
+        <w:t>Курсовая работа</w:t>
+      </w:r>
+    </w:p>
+    <w:p>
+      <w:pPr>
+        <w:spacing w:line="360" w:lineRule="auto"/>
+        <w:rPr>
+          <w:rFonts w:ascii="Times New Roman" w:hAnsi="Times New Roman" w:cs="Times New Roman"/>
+          <w:sz w:val="28"/>
+          <w:szCs w:val="28"/>
+        </w:rPr>
+      </w:pPr>
+      <w:r>
+        <w:rPr>
+          <w:rFonts w:ascii="Times New Roman" w:hAnsi="Times New Roman" w:cs="Times New Roman"/>
+          <w:b/>
+          <w:sz w:val="28"/>
+          <w:szCs w:val="28"/>
+        </w:rPr>
+        <w:t xml:space="preserve">Тема </w:t>
+      </w:r>
+      <w:bookmarkStart w:id="0" w:name="_Hlk101970016"/>
+      <w:r>
+        <w:rPr>
+          <w:rFonts w:ascii="Times New Roman" w:hAnsi="Times New Roman" w:cs="Times New Roman"/>
+          <w:sz w:val="28"/>
+          <w:szCs w:val="28"/>
+        </w:rPr>
+        <w:t>«</w:t>
+      </w:r>
+      <w:r>
+        <w:rPr>
+          <w:rFonts w:ascii="Times New Roman" w:hAnsi="Times New Roman" w:cs="Times New Roman"/>
+          <w:sz w:val="28"/>
+          <w:szCs w:val="28"/>
+        </w:rPr>
+        <w:t>Разработка онлайновой информационно-справочной системы для аптек</w:t>
+      </w:r>
+      <w:r>
+        <w:rPr>
+          <w:rFonts w:ascii="Times New Roman" w:hAnsi="Times New Roman" w:cs="Times New Roman"/>
+          <w:sz w:val="28"/>
+          <w:szCs w:val="28"/>
+        </w:rPr>
+        <w:t>»</w:t>
+      </w:r>
+      <w:bookmarkEnd w:id="0"/>
+    </w:p>
+    <w:p>
+      <w:pPr>
+        <w:spacing w:line="360" w:lineRule="auto"/>
+        <w:rPr>
+          <w:rFonts w:ascii="Times New Roman" w:hAnsi="Times New Roman" w:cs="Times New Roman"/>
+          <w:sz w:val="28"/>
+          <w:szCs w:val="28"/>
+        </w:rPr>
+      </w:pPr>
+      <w:r>
+        <w:rPr>
+          <w:rFonts w:ascii="Times New Roman" w:hAnsi="Times New Roman" w:cs="Times New Roman"/>
+          <w:b/>
+          <w:sz w:val="28"/>
+          <w:szCs w:val="28"/>
+        </w:rPr>
+        <w:t>Группа:</w:t>
+      </w:r>
+      <w:r>
+        <w:rPr>
+          <w:rFonts w:ascii="Times New Roman" w:hAnsi="Times New Roman" w:cs="Times New Roman"/>
+          <w:sz w:val="28"/>
+          <w:szCs w:val="28"/>
+        </w:rPr>
+        <w:t xml:space="preserve"> 680.23</w:t>
+      </w:r>
+    </w:p>
+    <w:p>
+      <w:pPr>
+        <w:spacing w:line="360" w:lineRule="auto"/>
+        <w:rPr>
+          <w:rFonts w:ascii="Times New Roman" w:hAnsi="Times New Roman" w:cs="Times New Roman"/>
+          <w:bCs/>
+          <w:sz w:val="28"/>
+          <w:szCs w:val="28"/>
+          <w:u w:val="single"/>
+        </w:rPr>
+      </w:pPr>
+      <w:r>
+        <w:rPr>
+          <w:rFonts w:ascii="Times New Roman" w:hAnsi="Times New Roman" w:cs="Times New Roman"/>
+          <w:b/>
+          <w:sz w:val="28"/>
+          <w:szCs w:val="28"/>
+        </w:rPr>
+        <w:t>Кур</w:t>
+      </w:r>
+      <w:r>
+        <w:rPr>
+          <w:rFonts w:ascii="Times New Roman" w:hAnsi="Times New Roman" w:cs="Times New Roman"/>
+          <w:b/>
+          <w:sz w:val="28"/>
+          <w:szCs w:val="28"/>
+          <w:lang w:val="en-US"/>
+        </w:rPr>
+        <w:t>c</w:t>
+      </w:r>
+      <w:r>
+        <w:rPr>
+          <w:rFonts w:ascii="Times New Roman" w:hAnsi="Times New Roman" w:cs="Times New Roman"/>
+          <w:b/>
+          <w:sz w:val="28"/>
+          <w:szCs w:val="28"/>
+        </w:rPr>
+        <w:t xml:space="preserve">: </w:t>
+      </w:r>
+      <w:r>
+        <w:rPr>
+          <w:rFonts w:ascii="Times New Roman" w:hAnsi="Times New Roman" w:cs="Times New Roman"/>
+          <w:bCs/>
+          <w:sz w:val="28"/>
+          <w:szCs w:val="28"/>
+        </w:rPr>
+        <w:t>3</w:t>
+      </w:r>
+    </w:p>
+    <w:p>
+      <w:pPr>
+        <w:rPr>
+          <w:rFonts w:ascii="Times New Roman" w:hAnsi="Times New Roman" w:cs="Times New Roman"/>
+          <w:i/>
+          <w:sz w:val="28"/>
+          <w:szCs w:val="28"/>
+        </w:rPr>
+      </w:pPr>
+      <w:r>
+        <w:rPr>
+          <w:rFonts w:ascii="Times New Roman" w:hAnsi="Times New Roman" w:cs="Times New Roman"/>
+          <w:b/>
+          <w:sz w:val="28"/>
+          <w:szCs w:val="28"/>
+        </w:rPr>
+        <w:t xml:space="preserve">Специальность: 050655 </w:t>
+      </w:r>
+      <w:r>
+        <w:rPr>
+          <w:rFonts w:ascii="Times New Roman" w:hAnsi="Times New Roman" w:cs="Times New Roman"/>
+          <w:sz w:val="28"/>
+          <w:szCs w:val="28"/>
+        </w:rPr>
+        <w:t>Информационные технологии</w:t>
+      </w:r>
+    </w:p>
+    <w:p>
+      <w:pPr>
+        <w:spacing w:line="0" w:lineRule="atLeast"/>
         <w:jc w:val="center"/>
         <w:rPr>
           <w:rFonts w:ascii="Times New Roman" w:hAnsi="Times New Roman" w:cs="Times New Roman"/>
-          <w:sz w:val="28"/>
-          <w:szCs w:val="28"/>
-        </w:rPr>
-      </w:pPr>
-      <w:r>
-        <w:rPr>
-          <w:rFonts w:ascii="Times New Roman" w:hAnsi="Times New Roman" w:cs="Times New Roman"/>
-          <w:sz w:val="28"/>
-          <w:szCs w:val="28"/>
-        </w:rPr>
-        <w:t>Факультет информационных технологий</w:t>
-      </w:r>
-    </w:p>
-    <w:p>
-      <w:pPr>
+          <w:b/>
+          <w:sz w:val="28"/>
+          <w:szCs w:val="28"/>
+        </w:rPr>
+      </w:pPr>
+    </w:p>
+    <w:p>
+      <w:pPr>
+        <w:spacing w:line="360" w:lineRule="auto"/>
+        <w:rPr>
+          <w:rFonts w:ascii="Times New Roman" w:hAnsi="Times New Roman" w:cs="Times New Roman"/>
+          <w:sz w:val="28"/>
+          <w:szCs w:val="28"/>
+        </w:rPr>
+      </w:pPr>
+    </w:p>
+    <w:p>
+      <w:pPr>
+        <w:rPr>
+          <w:rFonts w:ascii="Times New Roman" w:hAnsi="Times New Roman" w:cs="Times New Roman"/>
+          <w:sz w:val="28"/>
+          <w:szCs w:val="28"/>
+          <w:u w:val="single"/>
+        </w:rPr>
+      </w:pPr>
+      <w:r>
+        <w:rPr>
+          <w:rFonts w:ascii="Times New Roman" w:hAnsi="Times New Roman" w:cs="Times New Roman"/>
+          <w:b/>
+          <w:sz w:val="28"/>
+          <w:szCs w:val="28"/>
+        </w:rPr>
+        <w:t>Студент</w:t>
+      </w:r>
+      <w:r>
+        <w:rPr>
+          <w:rFonts w:ascii="Times New Roman" w:hAnsi="Times New Roman" w:cs="Times New Roman"/>
+          <w:sz w:val="28"/>
+          <w:szCs w:val="28"/>
+        </w:rPr>
+        <w:t xml:space="preserve">: </w:t>
+      </w:r>
+      <w:r>
+        <w:rPr>
+          <w:rFonts w:ascii="Times New Roman" w:hAnsi="Times New Roman" w:cs="Times New Roman"/>
+          <w:sz w:val="28"/>
+          <w:szCs w:val="28"/>
+        </w:rPr>
+        <w:t>Насруллаев Вюсал</w:t>
+      </w:r>
+    </w:p>
+    <w:p>
+      <w:pPr>
+        <w:rPr>
+          <w:rFonts w:ascii="Times New Roman" w:hAnsi="Times New Roman" w:cs="Times New Roman"/>
+          <w:sz w:val="28"/>
+          <w:szCs w:val="28"/>
+        </w:rPr>
+      </w:pPr>
+    </w:p>
+    <w:p>
+      <w:pPr>
+        <w:rPr>
+          <w:rFonts w:ascii="Times New Roman" w:hAnsi="Times New Roman" w:cs="Times New Roman"/>
+          <w:sz w:val="28"/>
+          <w:szCs w:val="28"/>
+        </w:rPr>
+      </w:pPr>
+      <w:r>
+        <w:rPr>
+          <w:rFonts w:ascii="Times New Roman" w:hAnsi="Times New Roman" w:cs="Times New Roman"/>
+          <w:b/>
+          <w:sz w:val="28"/>
+          <w:szCs w:val="28"/>
+        </w:rPr>
+        <w:t>Руководители</w:t>
+      </w:r>
+      <w:r>
+        <w:rPr>
+          <w:rFonts w:ascii="Times New Roman" w:hAnsi="Times New Roman" w:cs="Times New Roman"/>
+          <w:b/>
+          <w:sz w:val="28"/>
+          <w:szCs w:val="28"/>
+        </w:rPr>
+        <w:t>:</w:t>
+      </w:r>
+      <w:r>
+        <w:rPr>
+          <w:rFonts w:ascii="Times New Roman" w:hAnsi="Times New Roman" w:cs="Times New Roman"/>
+          <w:sz w:val="28"/>
+          <w:szCs w:val="28"/>
+        </w:rPr>
+        <w:t xml:space="preserve">     </w:t>
+      </w:r>
+      <w:r>
+        <w:rPr>
+          <w:rFonts w:ascii="Times New Roman" w:hAnsi="Times New Roman" w:cs="Times New Roman"/>
+          <w:sz w:val="28"/>
+          <w:szCs w:val="28"/>
+        </w:rPr>
+        <w:t xml:space="preserve">              </w:t>
+      </w:r>
+      <w:r>
+        <w:rPr>
+          <w:rFonts w:ascii="Times New Roman" w:hAnsi="Times New Roman" w:cs="Times New Roman"/>
+          <w:sz w:val="28"/>
+          <w:szCs w:val="28"/>
+        </w:rPr>
+        <w:t xml:space="preserve">     </w:t>
+      </w:r>
+      <w:r>
+        <w:rPr>
+          <w:rFonts w:ascii="Times New Roman" w:hAnsi="Times New Roman" w:cs="Times New Roman"/>
+          <w:b/>
+          <w:sz w:val="28"/>
+          <w:szCs w:val="28"/>
+        </w:rPr>
+        <w:t xml:space="preserve"> Халилов Матлаб,         Алиев Джамиль</w:t>
+      </w:r>
+    </w:p>
+    <w:p>
+      <w:pPr>
+        <w:spacing w:after="720"/>
+        <w:jc w:val="both"/>
+        <w:rPr>
+          <w:rFonts w:ascii="Times New Roman" w:hAnsi="Times New Roman" w:cs="Times New Roman"/>
+          <w:b/>
+          <w:sz w:val="28"/>
+          <w:szCs w:val="28"/>
+        </w:rPr>
+      </w:pPr>
+    </w:p>
+    <w:p>
+      <w:pPr>
+        <w:spacing w:after="720"/>
         <w:jc w:val="center"/>
         <w:rPr>
           <w:rFonts w:ascii="Times New Roman" w:hAnsi="Times New Roman" w:cs="Times New Roman"/>
-          <w:sz w:val="28"/>
-          <w:szCs w:val="28"/>
-        </w:rPr>
-      </w:pPr>
-      <w:r>
-        <w:rPr>
-          <w:rFonts w:ascii="Times New Roman" w:hAnsi="Times New Roman" w:cs="Times New Roman"/>
-          <w:sz w:val="28"/>
-          <w:szCs w:val="28"/>
-        </w:rPr>
-        <w:t>Кафедра веб-разработки</w:t>
-      </w:r>
-    </w:p>
-    <w:p>
-      <w:pPr>
+          <w:b/>
+          <w:sz w:val="28"/>
+          <w:szCs w:val="28"/>
+        </w:rPr>
+      </w:pPr>
+    </w:p>
+    <w:p>
+      <w:pPr>
+        <w:spacing w:after="720"/>
         <w:jc w:val="center"/>
         <w:rPr>
           <w:rFonts w:ascii="Times New Roman" w:hAnsi="Times New Roman" w:cs="Times New Roman"/>
-          <w:sz w:val="28"/>
-          <w:szCs w:val="28"/>
-        </w:rPr>
-      </w:pPr>
-    </w:p>
-    <w:p>
-      <w:pPr>
+          <w:b/>
+          <w:sz w:val="28"/>
+          <w:szCs w:val="28"/>
+        </w:rPr>
+      </w:pPr>
+      <w:r>
+        <w:rPr>
+          <w:rFonts w:ascii="Times New Roman" w:hAnsi="Times New Roman" w:cs="Times New Roman"/>
+          <w:b/>
+          <w:sz w:val="28"/>
+          <w:szCs w:val="28"/>
+        </w:rPr>
+        <w:t>Баку – 20</w:t>
+      </w:r>
+      <w:r>
+        <w:rPr>
+          <w:rFonts w:ascii="Times New Roman" w:hAnsi="Times New Roman" w:cs="Times New Roman"/>
+          <w:b/>
+          <w:sz w:val="28"/>
+          <w:szCs w:val="28"/>
+        </w:rPr>
+        <w:t>26</w:t>
+      </w:r>
+    </w:p>
+    <w:p>
+      <w:pPr>
+        <w:spacing w:after="0" w:line="360" w:lineRule="auto"/>
+        <w:ind w:firstLine="706"/>
+        <w:jc w:val="both"/>
+        <w:rPr>
+          <w:rFonts w:ascii="Times New Roman" w:hAnsi="Times New Roman" w:cs="Times New Roman"/>
+          <w:sz w:val="28"/>
+          <w:szCs w:val="28"/>
+        </w:rPr>
+      </w:pPr>
+    </w:p>
+    <w:p>
+      <w:pPr>
+        <w:spacing w:after="60" w:line="240" w:lineRule="exact"/>
         <w:jc w:val="center"/>
         <w:rPr>
           <w:rFonts w:ascii="Times New Roman" w:hAnsi="Times New Roman" w:cs="Times New Roman"/>
-          <w:sz w:val="28"/>
-          <w:szCs w:val="28"/>
-        </w:rPr>
-      </w:pPr>
-    </w:p>
-    <w:p>
-      <w:pPr>
+          <w:b/>
+          <w:sz w:val="28"/>
+          <w:szCs w:val="28"/>
+        </w:rPr>
+      </w:pPr>
+      <w:r>
+        <w:rPr>
+          <w:rFonts w:ascii="Times New Roman" w:hAnsi="Times New Roman" w:cs="Times New Roman"/>
+          <w:b/>
+          <w:sz w:val="28"/>
+          <w:szCs w:val="28"/>
+        </w:rPr>
+        <w:lastRenderedPageBreak/>
+        <w:t>АЗЕРБАЙДЖАНСКИЙ ГОСУДАРСТВЕННЫЙ УНИВЕРСИТЕТ НЕФТИ И ПРОМЫШЛЕННОСТИ</w:t>
+      </w:r>
+    </w:p>
+    <w:p>
+      <w:pPr>
+        <w:spacing w:line="240" w:lineRule="exact"/>
         <w:jc w:val="center"/>
         <w:rPr>
           <w:rFonts w:ascii="Times New Roman" w:hAnsi="Times New Roman" w:cs="Times New Roman"/>
-          <w:sz w:val="28"/>
-          <w:szCs w:val="28"/>
-        </w:rPr>
-      </w:pPr>
-    </w:p>
-    <w:p>
-      <w:pPr>
+          <w:b/>
+          <w:sz w:val="28"/>
+          <w:szCs w:val="28"/>
+        </w:rPr>
+      </w:pPr>
+    </w:p>
+    <w:p>
+      <w:pPr>
+        <w:spacing w:after="60" w:line="240" w:lineRule="exact"/>
         <w:jc w:val="center"/>
         <w:rPr>
           <w:rFonts w:ascii="Times New Roman" w:hAnsi="Times New Roman" w:cs="Times New Roman"/>
-          <w:sz w:val="28"/>
-          <w:szCs w:val="28"/>
-        </w:rPr>
-      </w:pPr>
-      <w:r>
-        <w:rPr>
-          <w:rFonts w:ascii="Times New Roman" w:hAnsi="Times New Roman" w:cs="Times New Roman"/>
-          <w:sz w:val="28"/>
-          <w:szCs w:val="28"/>
-        </w:rPr>
-        <w:t>КУРСОВАЯ РАБОТА</w:t>
-      </w:r>
-    </w:p>
-    <w:p>
-      <w:pPr>
+          <w:b/>
+          <w:sz w:val="28"/>
+          <w:szCs w:val="28"/>
+        </w:rPr>
+      </w:pPr>
+      <w:r>
+        <w:rPr>
+          <w:rFonts w:ascii="Times New Roman" w:hAnsi="Times New Roman" w:cs="Times New Roman"/>
+          <w:b/>
+          <w:sz w:val="28"/>
+          <w:szCs w:val="28"/>
+        </w:rPr>
+        <w:t>АЗЕРБАЙДЖАНСКИЙ ГОСУДАРСТВЕННЫЙ УНИВЕРСИТЕТ НЕФТИ И ПРОМЫШЛЕННОСТИ</w:t>
+      </w:r>
+    </w:p>
+    <w:p>
+      <w:pPr>
+        <w:spacing w:line="240" w:lineRule="exact"/>
         <w:jc w:val="center"/>
         <w:rPr>
           <w:rFonts w:ascii="Times New Roman" w:hAnsi="Times New Roman" w:cs="Times New Roman"/>
-          <w:sz w:val="28"/>
-          <w:szCs w:val="28"/>
-        </w:rPr>
-      </w:pPr>
-    </w:p>
-    <w:p>
-      <w:pPr>
+          <w:b/>
+          <w:sz w:val="28"/>
+          <w:szCs w:val="28"/>
+        </w:rPr>
+      </w:pPr>
+    </w:p>
+    <w:p>
+      <w:pPr>
+        <w:spacing w:line="240" w:lineRule="exact"/>
         <w:jc w:val="center"/>
         <w:rPr>
           <w:rFonts w:ascii="Times New Roman" w:hAnsi="Times New Roman" w:cs="Times New Roman"/>
-          <w:sz w:val="28"/>
-          <w:szCs w:val="28"/>
-        </w:rPr>
-      </w:pPr>
-      <w:r>
-        <w:rPr>
-          <w:rFonts w:ascii="Times New Roman" w:hAnsi="Times New Roman" w:cs="Times New Roman"/>
-          <w:sz w:val="28"/>
-          <w:szCs w:val="28"/>
-        </w:rPr>
-        <w:t>по дисциплине: «Веб-программирование»</w:t>
-      </w:r>
-    </w:p>
-    <w:p>
-      <w:pPr>
+          <w:b/>
+          <w:sz w:val="28"/>
+          <w:szCs w:val="28"/>
+        </w:rPr>
+      </w:pPr>
+      <w:r>
+        <w:rPr>
+          <w:rFonts w:ascii="Times New Roman" w:hAnsi="Times New Roman" w:cs="Times New Roman"/>
+          <w:b/>
+          <w:sz w:val="28"/>
+          <w:szCs w:val="28"/>
+        </w:rPr>
+        <w:t>ЗАДАНИЕ ПО КУРСОВОЙ РАБОТЕ</w:t>
+      </w:r>
+    </w:p>
+    <w:p>
+      <w:pPr>
+        <w:spacing w:line="240" w:lineRule="exact"/>
         <w:jc w:val="center"/>
         <w:rPr>
           <w:rFonts w:ascii="Times New Roman" w:hAnsi="Times New Roman" w:cs="Times New Roman"/>
-          <w:sz w:val="28"/>
-          <w:szCs w:val="28"/>
-        </w:rPr>
-      </w:pPr>
-    </w:p>
-    <w:p>
-      <w:pPr>
+          <w:b/>
+          <w:sz w:val="28"/>
+          <w:szCs w:val="28"/>
+        </w:rPr>
+      </w:pPr>
+    </w:p>
+    <w:p>
+      <w:pPr>
+        <w:spacing w:after="60" w:line="240" w:lineRule="exact"/>
+        <w:rPr>
+          <w:rFonts w:ascii="Times New Roman" w:hAnsi="Times New Roman" w:cs="Times New Roman"/>
+          <w:sz w:val="28"/>
+          <w:szCs w:val="28"/>
+        </w:rPr>
+      </w:pPr>
+      <w:r>
+        <w:rPr>
+          <w:rFonts w:ascii="Times New Roman" w:hAnsi="Times New Roman" w:cs="Times New Roman"/>
+          <w:b/>
+          <w:sz w:val="28"/>
+          <w:szCs w:val="28"/>
+        </w:rPr>
+        <w:t>ФАКУЛЬТЕТ</w:t>
+      </w:r>
+      <w:r>
+        <w:rPr>
+          <w:rFonts w:ascii="Times New Roman" w:hAnsi="Times New Roman" w:cs="Times New Roman"/>
+          <w:sz w:val="28"/>
+          <w:szCs w:val="28"/>
+        </w:rPr>
+        <w:t>: Информационные технологии и управление</w:t>
+      </w:r>
+    </w:p>
+    <w:p>
+      <w:pPr>
+        <w:spacing w:line="240" w:lineRule="exact"/>
+        <w:rPr>
+          <w:rFonts w:ascii="Times New Roman" w:hAnsi="Times New Roman" w:cs="Times New Roman"/>
+          <w:i/>
+          <w:sz w:val="28"/>
+          <w:szCs w:val="28"/>
+        </w:rPr>
+      </w:pPr>
+      <w:r>
+        <w:rPr>
+          <w:rFonts w:ascii="Times New Roman" w:hAnsi="Times New Roman" w:cs="Times New Roman"/>
+          <w:b/>
+          <w:sz w:val="28"/>
+          <w:szCs w:val="28"/>
+        </w:rPr>
+        <w:t>КАФЕДРА</w:t>
+      </w:r>
+      <w:r>
+        <w:rPr>
+          <w:rFonts w:ascii="Times New Roman" w:hAnsi="Times New Roman" w:cs="Times New Roman"/>
+          <w:sz w:val="28"/>
+          <w:szCs w:val="28"/>
+        </w:rPr>
+        <w:t xml:space="preserve">: </w:t>
+      </w:r>
+      <w:bookmarkStart w:id="1" w:name="_Hlk102412992"/>
+      <w:r>
+        <w:rPr>
+          <w:rFonts w:ascii="Times New Roman" w:hAnsi="Times New Roman" w:cs="Times New Roman"/>
+          <w:sz w:val="28"/>
+          <w:szCs w:val="28"/>
+        </w:rPr>
+        <w:t>Компьютерная инженерия</w:t>
+      </w:r>
+      <w:bookmarkEnd w:id="1"/>
+    </w:p>
+    <w:p>
+      <w:pPr>
+        <w:spacing w:line="240" w:lineRule="exact"/>
         <w:jc w:val="center"/>
         <w:rPr>
           <w:rFonts w:ascii="Times New Roman" w:hAnsi="Times New Roman" w:cs="Times New Roman"/>
-          <w:sz w:val="28"/>
-          <w:szCs w:val="28"/>
-        </w:rPr>
-      </w:pPr>
-    </w:p>
-    <w:p>
-      <w:pPr>
+          <w:b/>
+          <w:sz w:val="28"/>
+          <w:szCs w:val="28"/>
+        </w:rPr>
+      </w:pPr>
+    </w:p>
+    <w:p>
+      <w:pPr>
+        <w:spacing w:line="240" w:lineRule="exact"/>
+        <w:jc w:val="both"/>
+        <w:rPr>
+          <w:rFonts w:ascii="Times New Roman" w:hAnsi="Times New Roman" w:cs="Times New Roman"/>
+          <w:sz w:val="28"/>
+          <w:szCs w:val="28"/>
+        </w:rPr>
+      </w:pPr>
+      <w:r>
+        <w:rPr>
+          <w:rFonts w:ascii="Times New Roman" w:hAnsi="Times New Roman" w:cs="Times New Roman"/>
+          <w:b/>
+          <w:sz w:val="28"/>
+          <w:szCs w:val="28"/>
+        </w:rPr>
+        <w:t>Группа</w:t>
+      </w:r>
+      <w:r>
+        <w:rPr>
+          <w:rFonts w:ascii="Times New Roman" w:hAnsi="Times New Roman" w:cs="Times New Roman"/>
+          <w:sz w:val="28"/>
+          <w:szCs w:val="28"/>
+        </w:rPr>
+        <w:t xml:space="preserve">         680.23</w:t>
+      </w:r>
+      <w:r>
+        <w:rPr>
+          <w:rFonts w:ascii="Times New Roman" w:hAnsi="Times New Roman" w:cs="Times New Roman"/>
+          <w:sz w:val="28"/>
+          <w:szCs w:val="28"/>
+        </w:rPr>
+        <w:t xml:space="preserve">              </w:t>
+      </w:r>
+      <w:r>
+        <w:rPr>
+          <w:rFonts w:ascii="Times New Roman" w:hAnsi="Times New Roman" w:cs="Times New Roman"/>
+          <w:b/>
+          <w:sz w:val="28"/>
+          <w:szCs w:val="28"/>
+        </w:rPr>
+        <w:t>курс</w:t>
+      </w:r>
+      <w:r>
+        <w:rPr>
+          <w:rFonts w:ascii="Times New Roman" w:hAnsi="Times New Roman" w:cs="Times New Roman"/>
+          <w:sz w:val="28"/>
+          <w:szCs w:val="28"/>
+        </w:rPr>
+        <w:t xml:space="preserve">              III</w:t>
+      </w:r>
+    </w:p>
+    <w:p>
+      <w:pPr>
+        <w:tabs>
+          <w:tab w:val="left" w:pos="4170"/>
+        </w:tabs>
+        <w:spacing w:line="240" w:lineRule="exact"/>
+        <w:jc w:val="both"/>
+        <w:rPr>
+          <w:rFonts w:ascii="Times New Roman" w:hAnsi="Times New Roman" w:cs="Times New Roman"/>
+          <w:sz w:val="28"/>
+          <w:szCs w:val="28"/>
+        </w:rPr>
+      </w:pPr>
+      <w:r>
+        <w:rPr>
+          <w:rFonts w:ascii="Times New Roman" w:hAnsi="Times New Roman" w:cs="Times New Roman"/>
+          <w:noProof/>
+          <w:sz w:val="28"/>
+          <w:szCs w:val="28"/>
+        </w:rPr>
+        <mc:AlternateContent>
+          <mc:Choice Requires="wps">
+            <w:drawing>
+              <wp:anchor distT="0" distB="0" distL="114300" distR="114300" simplePos="0" relativeHeight="251660288" behindDoc="0" locked="0" layoutInCell="1" allowOverlap="1" wp14:anchorId="268862B7" wp14:editId="593FD621">
+                <wp:simplePos x="0" y="0"/>
+                <wp:positionH relativeFrom="column">
+                  <wp:posOffset>2473960</wp:posOffset>
+                </wp:positionH>
+                <wp:positionV relativeFrom="paragraph">
+                  <wp:posOffset>5080</wp:posOffset>
+                </wp:positionV>
+                <wp:extent cx="1432560" cy="0"/>
+                <wp:effectExtent l="0" t="0" r="0" b="0"/>
+                <wp:wrapNone/>
+                <wp:docPr id="10" name="Прямая соединительная линия 10"/>
+                <wp:cNvGraphicFramePr/>
+                <a:graphic xmlns:a="http://schemas.openxmlformats.org/drawingml/2006/main">
+                  <a:graphicData uri="http://schemas.microsoft.com/office/word/2010/wordprocessingShape">
+                    <wps:wsp>
+                      <wps:cNvCnPr/>
+                      <wps:spPr>
+                        <a:xfrm flipV="1">
+                          <a:off x="0" y="0"/>
+                          <a:ext cx="1432560" cy="0"/>
+                        </a:xfrm>
+                        <a:prstGeom prst="line">
+                          <a:avLst/>
+                        </a:prstGeom>
+                      </wps:spPr>
+                      <wps:style>
+                        <a:lnRef idx="1">
+                          <a:schemeClr val="dk1"/>
+                        </a:lnRef>
+                        <a:fillRef idx="0">
+                          <a:schemeClr val="dk1"/>
+                        </a:fillRef>
+                        <a:effectRef idx="0">
+                          <a:schemeClr val="dk1"/>
+                        </a:effectRef>
+                        <a:fontRef idx="minor">
+                          <a:schemeClr val="tx1"/>
+                        </a:fontRef>
+                      </wps:style>
+                      <wps:bodyPr/>
+                    </wps:wsp>
+                  </a:graphicData>
+                </a:graphic>
+              </wp:anchor>
+            </w:drawing>
+          </mc:Choice>
+          <mc:Fallback>
+            <w:pict>
+              <v:line w14:anchorId="4A43D79E" id="Прямая соединительная линия 10" o:spid="_x0000_s1026" style="position:absolute;flip:y;z-index:251660288;visibility:visible;mso-wrap-style:square;mso-wrap-distance-left:9pt;mso-wrap-distance-top:0;mso-wrap-distance-right:9pt;mso-wrap-distance-bottom:0;mso-position-horizontal:absolute;mso-position-horizontal-relative:text;mso-position-vertical:absolute;mso-position-vertical-relative:text" from="194.8pt,.4pt" to="307.6pt,.4pt" o:gfxdata="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" strokecolor="black [3200]" strokeweight=".5pt">
+                <v:stroke joinstyle="miter"/>
+              </v:line>
+            </w:pict>
+          </mc:Fallback>
+        </mc:AlternateContent>
+      </w:r>
+      <w:r>
+        <w:rPr>
+          <w:rFonts w:ascii="Times New Roman" w:hAnsi="Times New Roman" w:cs="Times New Roman"/>
+          <w:noProof/>
+          <w:sz w:val="28"/>
+          <w:szCs w:val="28"/>
+        </w:rPr>
+        <mc:AlternateContent>
+          <mc:Choice Requires="wps">
+            <w:drawing>
+              <wp:anchor distT="0" distB="0" distL="114300" distR="114300" simplePos="0" relativeHeight="251659264" behindDoc="0" locked="0" layoutInCell="1" allowOverlap="1" wp14:anchorId="01068D0E" wp14:editId="735DF620">
+                <wp:simplePos x="0" y="0"/>
+                <wp:positionH relativeFrom="column">
+                  <wp:posOffset>610235</wp:posOffset>
+                </wp:positionH>
+                <wp:positionV relativeFrom="paragraph">
+                  <wp:posOffset>4445</wp:posOffset>
+                </wp:positionV>
+                <wp:extent cx="1432560" cy="0"/>
+                <wp:effectExtent l="0" t="0" r="0" b="0"/>
+                <wp:wrapNone/>
+                <wp:docPr id="9" name="Прямая соединительная линия 9"/>
+                <wp:cNvGraphicFramePr/>
+                <a:graphic xmlns:a="http://schemas.openxmlformats.org/drawingml/2006/main">
+                  <a:graphicData uri="http://schemas.microsoft.com/office/word/2010/wordprocessingShape">
+                    <wps:wsp>
+                      <wps:cNvCnPr/>
+                      <wps:spPr>
+                        <a:xfrm flipV="1">
+                          <a:off x="0" y="0"/>
+                          <a:ext cx="1432560" cy="0"/>
+                        </a:xfrm>
+                        <a:prstGeom prst="line">
+                          <a:avLst/>
+                        </a:prstGeom>
+                      </wps:spPr>
+                      <wps:style>
+                        <a:lnRef idx="1">
+                          <a:schemeClr val="dk1"/>
+                        </a:lnRef>
+                        <a:fillRef idx="0">
+                          <a:schemeClr val="dk1"/>
+                        </a:fillRef>
+                        <a:effectRef idx="0">
+                          <a:schemeClr val="dk1"/>
+                        </a:effectRef>
+                        <a:fontRef idx="minor">
+                          <a:schemeClr val="tx1"/>
+                        </a:fontRef>
+                      </wps:style>
+                      <wps:bodyPr/>
+                    </wps:wsp>
+                  </a:graphicData>
+                </a:graphic>
+              </wp:anchor>
+            </w:drawing>
+          </mc:Choice>
+          <mc:Fallback>
+            <w:pict>
+              <v:line w14:anchorId="103C11D9" id="Прямая соединительная линия 9" o:spid="_x0000_s1026" style="position:absolute;flip:y;z-index:251659264;visibility:visible;mso-wrap-style:square;mso-wrap-distance-left:9pt;mso-wrap-distance-top:0;mso-wrap-distance-right:9pt;mso-wrap-distance-bottom:0;mso-position-horizontal:absolute;mso-position-horizontal-relative:text;mso-position-vertical:absolute;mso-position-vertical-relative:text" from="48.05pt,.35pt" to="160.85pt,.35pt" o:gfxdata="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" strokecolor="black [3200]" strokeweight=".5pt">
+                <v:stroke joinstyle="miter"/>
+              </v:line>
+            </w:pict>
+          </mc:Fallback>
+        </mc:AlternateContent>
+      </w:r>
+      <w:r>
+        <w:rPr>
+          <w:rFonts w:ascii="Times New Roman" w:hAnsi="Times New Roman" w:cs="Times New Roman"/>
+          <w:sz w:val="28"/>
+          <w:szCs w:val="28"/>
+        </w:rPr>
+        <w:tab/>
+      </w:r>
+    </w:p>
+    <w:p>
+      <w:pPr>
+        <w:spacing w:line="240" w:lineRule="exact"/>
+        <w:rPr>
+          <w:rFonts w:ascii="Times New Roman" w:hAnsi="Times New Roman" w:cs="Times New Roman"/>
+          <w:i/>
+          <w:sz w:val="28"/>
+          <w:szCs w:val="28"/>
+        </w:rPr>
+      </w:pPr>
+      <w:r>
+        <w:rPr>
+          <w:rFonts w:ascii="Times New Roman" w:hAnsi="Times New Roman" w:cs="Times New Roman"/>
+          <w:b/>
+          <w:sz w:val="28"/>
+          <w:szCs w:val="28"/>
+        </w:rPr>
+        <w:t>Специальность</w:t>
+      </w:r>
+      <w:r>
+        <w:rPr>
+          <w:rFonts w:ascii="Times New Roman" w:hAnsi="Times New Roman" w:cs="Times New Roman"/>
+          <w:sz w:val="28"/>
+          <w:szCs w:val="28"/>
+        </w:rPr>
+        <w:t xml:space="preserve">      </w:t>
+      </w:r>
+      <w:r>
+        <w:rPr>
+          <w:rFonts w:ascii="Times New Roman" w:hAnsi="Times New Roman" w:cs="Times New Roman"/>
+          <w:b/>
+          <w:sz w:val="28"/>
+          <w:szCs w:val="28"/>
+        </w:rPr>
+        <w:t xml:space="preserve">050655   </w:t>
+      </w:r>
+      <w:r>
+        <w:rPr>
+          <w:rFonts w:ascii="Times New Roman" w:hAnsi="Times New Roman" w:cs="Times New Roman"/>
+          <w:sz w:val="28"/>
+          <w:szCs w:val="28"/>
+        </w:rPr>
+        <w:t>Информационные технологии</w:t>
+      </w:r>
+    </w:p>
+    <w:p>
+      <w:pPr>
+        <w:tabs>
+          <w:tab w:val="left" w:pos="1277"/>
+        </w:tabs>
+        <w:spacing w:line="240" w:lineRule="exact"/>
+        <w:rPr>
+          <w:rFonts w:ascii="Times New Roman" w:hAnsi="Times New Roman" w:cs="Times New Roman"/>
+          <w:b/>
+          <w:sz w:val="28"/>
+          <w:szCs w:val="28"/>
+        </w:rPr>
+      </w:pPr>
+      <w:r>
+        <w:rPr>
+          <w:rFonts w:ascii="Times New Roman" w:hAnsi="Times New Roman" w:cs="Times New Roman"/>
+          <w:noProof/>
+          <w:sz w:val="28"/>
+          <w:szCs w:val="28"/>
+        </w:rPr>
+        <mc:AlternateContent>
+          <mc:Choice Requires="wps">
+            <w:drawing>
+              <wp:anchor distT="0" distB="0" distL="114300" distR="114300" simplePos="0" relativeHeight="251661312" behindDoc="0" locked="0" layoutInCell="1" allowOverlap="1" wp14:anchorId="76B811A0" wp14:editId="0E891101">
+                <wp:simplePos x="0" y="0"/>
+                <wp:positionH relativeFrom="column">
+                  <wp:posOffset>1253490</wp:posOffset>
+                </wp:positionH>
+                <wp:positionV relativeFrom="paragraph">
+                  <wp:posOffset>10160</wp:posOffset>
+                </wp:positionV>
+                <wp:extent cx="3657600" cy="0"/>
+                <wp:effectExtent l="0" t="0" r="0" b="0"/>
+                <wp:wrapNone/>
+                <wp:docPr id="8" name="Прямая соединительная линия 8"/>
+                <wp:cNvGraphicFramePr/>
+                <a:graphic xmlns:a="http://schemas.openxmlformats.org/drawingml/2006/main">
+                  <a:graphicData uri="http://schemas.microsoft.com/office/word/2010/wordprocessingShape">
+                    <wps:wsp>
+                      <wps:cNvCnPr/>
+                      <wps:spPr>
+                        <a:xfrm flipV="1">
+                          <a:off x="0" y="0"/>
+                          <a:ext cx="3657600" cy="0"/>
+                        </a:xfrm>
+                        <a:prstGeom prst="line">
+                          <a:avLst/>
+                        </a:prstGeom>
+                      </wps:spPr>
+                      <wps:style>
+                        <a:lnRef idx="1">
+                          <a:schemeClr val="dk1"/>
+                        </a:lnRef>
+                        <a:fillRef idx="0">
+                          <a:schemeClr val="dk1"/>
+                        </a:fillRef>
+                        <a:effectRef idx="0">
+                          <a:schemeClr val="dk1"/>
+                        </a:effectRef>
+                        <a:fontRef idx="minor">
+                          <a:schemeClr val="tx1"/>
+                        </a:fontRef>
+                      </wps:style>
+                      <wps:bodyPr/>
+                    </wps:wsp>
+                  </a:graphicData>
+                </a:graphic>
+              </wp:anchor>
+            </w:drawing>
+          </mc:Choice>
+          <mc:Fallback>
+            <w:pict>
+              <v:line w14:anchorId="2B478EE9" id="Прямая соединительная линия 8" o:spid="_x0000_s1026" style="position:absolute;flip:y;z-index:251661312;visibility:visible;mso-wrap-style:square;mso-wrap-distance-left:9pt;mso-wrap-distance-top:0;mso-wrap-distance-right:9pt;mso-wrap-distance-bottom:0;mso-position-horizontal:absolute;mso-position-horizontal-relative:text;mso-position-vertical:absolute;mso-position-vertical-relative:text" from="98.7pt,.8pt" to="386.7pt,.8pt" o:gfxdata="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" strokecolor="black [3200]" strokeweight=".5pt">
+                <v:stroke joinstyle="miter"/>
+              </v:line>
+            </w:pict>
+          </mc:Fallback>
+        </mc:AlternateContent>
+      </w:r>
+      <w:r>
+        <w:rPr>
+          <w:rFonts w:ascii="Times New Roman" w:hAnsi="Times New Roman" w:cs="Times New Roman"/>
+          <w:b/>
+          <w:sz w:val="28"/>
+          <w:szCs w:val="28"/>
+        </w:rPr>
+        <w:tab/>
+      </w:r>
+    </w:p>
+    <w:p>
+      <w:pPr>
+        <w:spacing w:line="240" w:lineRule="exact"/>
+        <w:jc w:val="both"/>
+        <w:rPr>
+          <w:rFonts w:ascii="Times New Roman" w:hAnsi="Times New Roman" w:cs="Times New Roman"/>
+          <w:sz w:val="28"/>
+          <w:szCs w:val="28"/>
+        </w:rPr>
+      </w:pPr>
+      <w:r>
+        <w:rPr>
+          <w:rFonts w:ascii="Times New Roman" w:hAnsi="Times New Roman" w:cs="Times New Roman"/>
+          <w:b/>
+          <w:sz w:val="28"/>
+          <w:szCs w:val="28"/>
+        </w:rPr>
+        <w:t>Студент</w:t>
+      </w:r>
+      <w:r>
+        <w:rPr>
+          <w:rFonts w:ascii="Times New Roman" w:hAnsi="Times New Roman" w:cs="Times New Roman"/>
+          <w:sz w:val="28"/>
+          <w:szCs w:val="28"/>
+        </w:rPr>
+        <w:t xml:space="preserve">                               </w:t>
+      </w:r>
+      <w:r>
+        <w:rPr>
+          <w:rFonts w:ascii="Times New Roman" w:hAnsi="Times New Roman" w:cs="Times New Roman"/>
+          <w:sz w:val="28"/>
+          <w:szCs w:val="28"/>
+        </w:rPr>
+        <w:t>Насруллаев Вюсал</w:t>
+      </w:r>
+    </w:p>
+    <w:p>
+      <w:pPr>
+        <w:spacing w:line="240" w:lineRule="exact"/>
+        <w:jc w:val="both"/>
+        <w:rPr>
+          <w:rFonts w:ascii="Times New Roman" w:hAnsi="Times New Roman" w:cs="Times New Roman"/>
+          <w:b/>
+          <w:sz w:val="28"/>
+          <w:szCs w:val="28"/>
+        </w:rPr>
+      </w:pPr>
+      <w:r>
+        <w:rPr>
+          <w:rFonts w:ascii="Times New Roman" w:hAnsi="Times New Roman" w:cs="Times New Roman"/>
+          <w:noProof/>
+          <w:sz w:val="28"/>
+          <w:szCs w:val="28"/>
+        </w:rPr>
+        <mc:AlternateContent>
+          <mc:Choice Requires="wps">
+            <w:drawing>
+              <wp:anchor distT="0" distB="0" distL="114300" distR="114300" simplePos="0" relativeHeight="251662336" behindDoc="0" locked="0" layoutInCell="1" allowOverlap="1" wp14:anchorId="3B5DF9CD" wp14:editId="1F450E48">
+                <wp:simplePos x="0" y="0"/>
+                <wp:positionH relativeFrom="column">
+                  <wp:posOffset>661670</wp:posOffset>
+                </wp:positionH>
+                <wp:positionV relativeFrom="paragraph">
+                  <wp:posOffset>10160</wp:posOffset>
+                </wp:positionV>
+                <wp:extent cx="4890770" cy="0"/>
+                <wp:effectExtent l="0" t="0" r="0" b="0"/>
+                <wp:wrapNone/>
+                <wp:docPr id="7" name="Прямая соединительная линия 7"/>
+                <wp:cNvGraphicFramePr/>
+                <a:graphic xmlns:a="http://schemas.openxmlformats.org/drawingml/2006/main">
+                  <a:graphicData uri="http://schemas.microsoft.com/office/word/2010/wordprocessingShape">
+                    <wps:wsp>
+                      <wps:cNvCnPr/>
+                      <wps:spPr>
+                        <a:xfrm>
+                          <a:off x="0" y="0"/>
+                          <a:ext cx="4890770" cy="0"/>
+                        </a:xfrm>
+                        <a:prstGeom prst="line">
+                          <a:avLst/>
+                        </a:prstGeom>
+                      </wps:spPr>
+                      <wps:style>
+                        <a:lnRef idx="1">
+                          <a:schemeClr val="dk1"/>
+                        </a:lnRef>
+                        <a:fillRef idx="0">
+                          <a:schemeClr val="dk1"/>
+                        </a:fillRef>
+                        <a:effectRef idx="0">
+                          <a:schemeClr val="dk1"/>
+                        </a:effectRef>
+                        <a:fontRef idx="minor">
+                          <a:schemeClr val="tx1"/>
+                        </a:fontRef>
+                      </wps:style>
+                      <wps:bodyPr/>
+                    </wps:wsp>
+                  </a:graphicData>
+                </a:graphic>
+              </wp:anchor>
+            </w:drawing>
+          </mc:Choice>
+          <mc:Fallback>
+            <w:pict>
+              <v:line w14:anchorId="704ECDB7" id="Прямая соединительная линия 7" o:spid="_x0000_s1026" style="position:absolute;z-index:251662336;visibility:visible;mso-wrap-style:square;mso-wrap-distance-left:9pt;mso-wrap-distance-top:0;mso-wrap-distance-right:9pt;mso-wrap-distance-bottom:0;mso-position-horizontal:absolute;mso-position-horizontal-relative:text;mso-position-vertical:absolute;mso-position-vertical-relative:text" from="52.1pt,.8pt" to="437.2pt,.8pt" o:gfxdata="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" strokecolor="black [3200]" strokeweight=".5pt">
+                <v:stroke joinstyle="miter"/>
+              </v:line>
+            </w:pict>
+          </mc:Fallback>
+        </mc:AlternateContent>
+      </w:r>
+    </w:p>
+    <w:p>
+      <w:pPr>
+        <w:spacing w:line="240" w:lineRule="exact"/>
+        <w:jc w:val="both"/>
+        <w:rPr>
+          <w:rFonts w:ascii="Times New Roman" w:hAnsi="Times New Roman" w:cs="Times New Roman"/>
+          <w:sz w:val="28"/>
+          <w:szCs w:val="28"/>
+        </w:rPr>
+      </w:pPr>
+      <w:r>
+        <w:rPr>
+          <w:rFonts w:ascii="Times New Roman" w:hAnsi="Times New Roman" w:cs="Times New Roman"/>
+          <w:b/>
+          <w:sz w:val="28"/>
+          <w:szCs w:val="28"/>
+        </w:rPr>
+        <w:t xml:space="preserve">Зачетная книжка </w:t>
+      </w:r>
+    </w:p>
+    <w:p>
+      <w:pPr>
+        <w:spacing w:line="240" w:lineRule="exact"/>
+        <w:jc w:val="both"/>
+        <w:rPr>
+          <w:rFonts w:ascii="Times New Roman" w:hAnsi="Times New Roman" w:cs="Times New Roman"/>
+          <w:b/>
+          <w:sz w:val="28"/>
+          <w:szCs w:val="28"/>
+        </w:rPr>
+      </w:pPr>
+      <w:r>
+        <w:rPr>
+          <w:rFonts w:ascii="Times New Roman" w:hAnsi="Times New Roman" w:cs="Times New Roman"/>
+          <w:noProof/>
+          <w:sz w:val="28"/>
+          <w:szCs w:val="28"/>
+        </w:rPr>
+        <mc:AlternateContent>
+          <mc:Choice Requires="wps">
+            <w:drawing>
+              <wp:anchor distT="0" distB="0" distL="114300" distR="114300" simplePos="0" relativeHeight="251663360" behindDoc="0" locked="0" layoutInCell="1" allowOverlap="1" wp14:anchorId="3741ADB5" wp14:editId="6DB1D284">
+                <wp:simplePos x="0" y="0"/>
+                <wp:positionH relativeFrom="column">
+                  <wp:posOffset>1423035</wp:posOffset>
+                </wp:positionH>
+                <wp:positionV relativeFrom="paragraph">
+                  <wp:posOffset>1270</wp:posOffset>
+                </wp:positionV>
+                <wp:extent cx="963930" cy="0"/>
+                <wp:effectExtent l="0" t="0" r="0" b="0"/>
+                <wp:wrapNone/>
+                <wp:docPr id="6" name="Прямая соединительная линия 6"/>
+                <wp:cNvGraphicFramePr/>
+                <a:graphic xmlns:a="http://schemas.openxmlformats.org/drawingml/2006/main">
+                  <a:graphicData uri="http://schemas.microsoft.com/office/word/2010/wordprocessingShape">
+                    <wps:wsp>
+                      <wps:cNvCnPr/>
+                      <wps:spPr>
+                        <a:xfrm flipV="1">
+                          <a:off x="0" y="0"/>
+                          <a:ext cx="963930" cy="0"/>
+                        </a:xfrm>
+                        <a:prstGeom prst="line">
+                          <a:avLst/>
+                        </a:prstGeom>
+                      </wps:spPr>
+                      <wps:style>
+                        <a:lnRef idx="1">
+                          <a:schemeClr val="dk1"/>
+                        </a:lnRef>
+                        <a:fillRef idx="0">
+                          <a:schemeClr val="dk1"/>
+                        </a:fillRef>
+                        <a:effectRef idx="0">
+                          <a:schemeClr val="dk1"/>
+                        </a:effectRef>
+                        <a:fontRef idx="minor">
+                          <a:schemeClr val="tx1"/>
+                        </a:fontRef>
+                      </wps:style>
+                      <wps:bodyPr/>
+                    </wps:wsp>
+                  </a:graphicData>
+                </a:graphic>
+              </wp:anchor>
+            </w:drawing>
+          </mc:Choice>
+          <mc:Fallback>
+            <w:pict>
+              <v:line w14:anchorId="6DC32AE7" id="Прямая соединительная линия 6" o:spid="_x0000_s1026" style="position:absolute;flip:y;z-index:251663360;visibility:visible;mso-wrap-style:square;mso-wrap-distance-left:9pt;mso-wrap-distance-top:0;mso-wrap-distance-right:9pt;mso-wrap-distance-bottom:0;mso-position-horizontal:absolute;mso-position-horizontal-relative:text;mso-position-vertical:absolute;mso-position-vertical-relative:text" from="112.05pt,.1pt" to="187.95pt,.1pt" o:gfxdata="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" strokecolor="black [3200]" strokeweight=".5pt">
+                <v:stroke joinstyle="miter"/>
+              </v:line>
+            </w:pict>
+          </mc:Fallback>
+        </mc:AlternateContent>
+      </w:r>
+    </w:p>
+    <w:p>
+      <w:pPr>
+        <w:spacing w:line="240" w:lineRule="exact"/>
+        <w:jc w:val="both"/>
+        <w:rPr>
+          <w:rFonts w:ascii="Times New Roman" w:hAnsi="Times New Roman" w:cs="Times New Roman"/>
+          <w:b/>
+          <w:sz w:val="28"/>
+          <w:szCs w:val="28"/>
+        </w:rPr>
+      </w:pPr>
+      <w:r>
+        <w:rPr>
+          <w:rFonts w:ascii="Times New Roman" w:hAnsi="Times New Roman" w:cs="Times New Roman"/>
+          <w:b/>
+          <w:sz w:val="28"/>
+          <w:szCs w:val="28"/>
+        </w:rPr>
+        <w:t xml:space="preserve">Руководитель курсовой работы   </w:t>
+      </w:r>
+      <w:r>
+        <w:rPr>
+          <w:rFonts w:ascii="Times New Roman" w:hAnsi="Times New Roman" w:cs="Times New Roman"/>
+          <w:sz w:val="28"/>
+          <w:szCs w:val="28"/>
+        </w:rPr>
+        <w:t xml:space="preserve">                         </w:t>
+      </w:r>
+      <w:r>
+        <w:rPr>
+          <w:rFonts w:ascii="Times New Roman" w:hAnsi="Times New Roman" w:cs="Times New Roman"/>
+          <w:b/>
+          <w:sz w:val="28"/>
+          <w:szCs w:val="28"/>
+        </w:rPr>
+        <w:t>асс. Халилов М. Э.</w:t>
+      </w:r>
+    </w:p>
+    <w:p>
+      <w:pPr>
+        <w:spacing w:line="240" w:lineRule="exact"/>
+        <w:jc w:val="both"/>
+        <w:rPr>
+          <w:rFonts w:ascii="Times New Roman" w:hAnsi="Times New Roman" w:cs="Times New Roman"/>
+          <w:sz w:val="28"/>
+          <w:szCs w:val="28"/>
+        </w:rPr>
+      </w:pPr>
+      <w:r>
+        <w:rPr>
+          <w:rFonts w:ascii="Times New Roman" w:hAnsi="Times New Roman" w:cs="Times New Roman"/>
+          <w:b/>
+          <w:sz w:val="28"/>
+          <w:szCs w:val="28"/>
+        </w:rPr>
+        <w:t xml:space="preserve">Срок выдачи </w:t>
+      </w:r>
+    </w:p>
+    <w:p>
+      <w:pPr>
+        <w:spacing w:line="240" w:lineRule="exact"/>
+        <w:jc w:val="both"/>
+        <w:rPr>
+          <w:rFonts w:ascii="Times New Roman" w:hAnsi="Times New Roman" w:cs="Times New Roman"/>
+          <w:sz w:val="28"/>
+          <w:szCs w:val="28"/>
+        </w:rPr>
+      </w:pPr>
+      <w:r>
+        <w:rPr>
+          <w:rFonts w:ascii="Times New Roman" w:hAnsi="Times New Roman" w:cs="Times New Roman"/>
+          <w:noProof/>
+          <w:sz w:val="28"/>
+          <w:szCs w:val="28"/>
+        </w:rPr>
+        <mc:AlternateContent>
+          <mc:Choice Requires="wps">
+            <w:drawing>
+              <wp:anchor distT="0" distB="0" distL="114300" distR="114300" simplePos="0" relativeHeight="251664384" behindDoc="0" locked="0" layoutInCell="1" allowOverlap="1" wp14:anchorId="59E60305" wp14:editId="680EB466">
+                <wp:simplePos x="0" y="0"/>
+                <wp:positionH relativeFrom="column">
+                  <wp:posOffset>1099820</wp:posOffset>
+                </wp:positionH>
+                <wp:positionV relativeFrom="paragraph">
+                  <wp:posOffset>1905</wp:posOffset>
+                </wp:positionV>
+                <wp:extent cx="3624580" cy="0"/>
+                <wp:effectExtent l="0" t="0" r="0" b="0"/>
+                <wp:wrapNone/>
+                <wp:docPr id="5" name="Прямая соединительная линия 5"/>
+                <wp:cNvGraphicFramePr/>
+                <a:graphic xmlns:a="http://schemas.openxmlformats.org/drawingml/2006/main">
+                  <a:graphicData uri="http://schemas.microsoft.com/office/word/2010/wordprocessingShape">
+                    <wps:wsp>
+                      <wps:cNvCnPr/>
+                      <wps:spPr>
+                        <a:xfrm>
+                          <a:off x="0" y="0"/>
+                          <a:ext cx="3624580" cy="0"/>
+                        </a:xfrm>
+                        <a:prstGeom prst="line">
+                          <a:avLst/>
+                        </a:prstGeom>
+                      </wps:spPr>
+                      <wps:style>
+                        <a:lnRef idx="1">
+                          <a:schemeClr val="dk1"/>
+                        </a:lnRef>
+                        <a:fillRef idx="0">
+                          <a:schemeClr val="dk1"/>
+                        </a:fillRef>
+                        <a:effectRef idx="0">
+                          <a:schemeClr val="dk1"/>
+                        </a:effectRef>
+                        <a:fontRef idx="minor">
+                          <a:schemeClr val="tx1"/>
+                        </a:fontRef>
+                      </wps:style>
+                      <wps:bodyPr/>
+                    </wps:wsp>
+                  </a:graphicData>
+                </a:graphic>
+              </wp:anchor>
+            </w:drawing>
+          </mc:Choice>
+          <mc:Fallback>
+            <w:pict>
+              <v:line w14:anchorId="146B341B" id="Прямая соединительная линия 5" o:spid="_x0000_s1026" style="position:absolute;z-index:251664384;visibility:visible;mso-wrap-style:square;mso-wrap-distance-left:9pt;mso-wrap-distance-top:0;mso-wrap-distance-right:9pt;mso-wrap-distance-bottom:0;mso-position-horizontal:absolute;mso-position-horizontal-relative:text;mso-position-vertical:absolute;mso-position-vertical-relative:text" from="86.6pt,.15pt" to="372pt,.15pt" o:gfxdata="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" strokecolor="black [3200]" strokeweight=".5pt">
+                <v:stroke joinstyle="miter"/>
+              </v:line>
+            </w:pict>
+          </mc:Fallback>
+        </mc:AlternateContent>
+      </w:r>
+    </w:p>
+    <w:p>
+      <w:pPr>
+        <w:spacing w:line="240" w:lineRule="exact"/>
+        <w:jc w:val="both"/>
+        <w:rPr>
+          <w:rFonts w:ascii="Times New Roman" w:hAnsi="Times New Roman" w:cs="Times New Roman"/>
+          <w:sz w:val="28"/>
+          <w:szCs w:val="28"/>
+        </w:rPr>
+      </w:pPr>
+      <w:r>
+        <w:rPr>
+          <w:rFonts w:ascii="Times New Roman" w:hAnsi="Times New Roman" w:cs="Times New Roman"/>
+          <w:b/>
+          <w:sz w:val="28"/>
+          <w:szCs w:val="28"/>
+        </w:rPr>
+        <w:t>Дата сдачи</w:t>
+      </w:r>
+    </w:p>
+    <w:p>
+      <w:pPr>
+        <w:spacing w:line="240" w:lineRule="exact"/>
+        <w:jc w:val="both"/>
+        <w:rPr>
+          <w:rFonts w:ascii="Times New Roman" w:hAnsi="Times New Roman" w:cs="Times New Roman"/>
+          <w:sz w:val="28"/>
+          <w:szCs w:val="28"/>
+        </w:rPr>
+      </w:pPr>
+      <w:r>
+        <w:rPr>
+          <w:rFonts w:ascii="Times New Roman" w:hAnsi="Times New Roman" w:cs="Times New Roman"/>
+          <w:noProof/>
+          <w:sz w:val="28"/>
+          <w:szCs w:val="28"/>
+        </w:rPr>
+        <mc:AlternateContent>
+          <mc:Choice Requires="wps">
+            <w:drawing>
+              <wp:anchor distT="0" distB="0" distL="114300" distR="114300" simplePos="0" relativeHeight="251665408" behindDoc="0" locked="0" layoutInCell="1" allowOverlap="1" wp14:anchorId="172BA83D" wp14:editId="00E1F751">
+                <wp:simplePos x="0" y="0"/>
+                <wp:positionH relativeFrom="page">
+                  <wp:align>center</wp:align>
+                </wp:positionH>
+                <wp:positionV relativeFrom="paragraph">
+                  <wp:posOffset>1905</wp:posOffset>
+                </wp:positionV>
+                <wp:extent cx="3624580" cy="0"/>
+                <wp:effectExtent l="0" t="0" r="0" b="0"/>
+                <wp:wrapNone/>
+                <wp:docPr id="4" name="Прямая соединительная линия 4"/>
+                <wp:cNvGraphicFramePr/>
+                <a:graphic xmlns:a="http://schemas.openxmlformats.org/drawingml/2006/main">
+                  <a:graphicData uri="http://schemas.microsoft.com/office/word/2010/wordprocessingShape">
+                    <wps:wsp>
+                      <wps:cNvCnPr/>
+                      <wps:spPr>
+                        <a:xfrm>
+                          <a:off x="0" y="0"/>
+                          <a:ext cx="3624580" cy="0"/>
+                        </a:xfrm>
+                        <a:prstGeom prst="line">
+                          <a:avLst/>
+                        </a:prstGeom>
+                      </wps:spPr>
+                      <wps:style>
+                        <a:lnRef idx="1">
+                          <a:schemeClr val="dk1"/>
+                        </a:lnRef>
+                        <a:fillRef idx="0">
+                          <a:schemeClr val="dk1"/>
+                        </a:fillRef>
+                        <a:effectRef idx="0">
+                          <a:schemeClr val="dk1"/>
+                        </a:effectRef>
+                        <a:fontRef idx="minor">
+                          <a:schemeClr val="tx1"/>
+                        </a:fontRef>
+                      </wps:style>
+                      <wps:bodyPr/>
+                    </wps:wsp>
+                  </a:graphicData>
+                </a:graphic>
+              </wp:anchor>
+            </w:drawing>
+          </mc:Choice>
+          <mc:Fallback>
+            <w:pict>
+              <v:line w14:anchorId="3E430CCF" id="Прямая соединительная линия 4" o:spid="_x0000_s1026" style="position:absolute;z-index:251665408;visibility:visible;mso-wrap-style:square;mso-wrap-distance-left:9pt;mso-wrap-distance-top:0;mso-wrap-distance-right:9pt;mso-wrap-distance-bottom:0;mso-position-horizontal:center;mso-position-horizontal-relative:page;mso-position-vertical:absolute;mso-position-vertical-relative:text" from="0,.15pt" to="285.4pt,.15pt" o:gfxdata="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" strokecolor="black [3200]" strokeweight=".5pt">
+                <v:stroke joinstyle="miter"/>
+                <w10:wrap anchorx="page"/>
+              </v:line>
+            </w:pict>
+          </mc:Fallback>
+        </mc:AlternateContent>
+      </w:r>
+    </w:p>
+    <w:p>
+      <w:pPr>
+        <w:spacing w:line="240" w:lineRule="exact"/>
+        <w:rPr>
+          <w:rFonts w:ascii="Times New Roman" w:hAnsi="Times New Roman" w:cs="Times New Roman"/>
+          <w:sz w:val="28"/>
+          <w:szCs w:val="28"/>
+        </w:rPr>
+      </w:pPr>
+      <w:r>
+        <w:rPr>
+          <w:rFonts w:ascii="Times New Roman" w:hAnsi="Times New Roman" w:cs="Times New Roman"/>
+          <w:noProof/>
+          <w:sz w:val="28"/>
+          <w:szCs w:val="28"/>
+        </w:rPr>
+        <mc:AlternateContent>
+          <mc:Choice Requires="wps">
+            <w:drawing>
+              <wp:anchor distT="0" distB="0" distL="114300" distR="114300" simplePos="0" relativeHeight="251666432" behindDoc="0" locked="0" layoutInCell="1" allowOverlap="1" wp14:anchorId="77D99904" wp14:editId="71D0304D">
+                <wp:simplePos x="0" y="0"/>
+                <wp:positionH relativeFrom="column">
+                  <wp:posOffset>1824990</wp:posOffset>
+                </wp:positionH>
+                <wp:positionV relativeFrom="paragraph">
+                  <wp:posOffset>212725</wp:posOffset>
+                </wp:positionV>
+                <wp:extent cx="3988435" cy="0"/>
+                <wp:effectExtent l="0" t="0" r="0" b="0"/>
+                <wp:wrapNone/>
+                <wp:docPr id="11" name="Прямая соединительная линия 11"/>
+                <wp:cNvGraphicFramePr/>
+                <a:graphic xmlns:a="http://schemas.openxmlformats.org/drawingml/2006/main">
+                  <a:graphicData uri="http://schemas.microsoft.com/office/word/2010/wordprocessingShape">
+                    <wps:wsp>
+                      <wps:cNvCnPr/>
+                      <wps:spPr>
+                        <a:xfrm>
+                          <a:off x="0" y="0"/>
+                          <a:ext cx="3988435" cy="0"/>
+                        </a:xfrm>
+                        <a:prstGeom prst="line">
+                          <a:avLst/>
+                        </a:prstGeom>
+                      </wps:spPr>
+                      <wps:style>
+                        <a:lnRef idx="1">
+                          <a:schemeClr val="dk1"/>
+                        </a:lnRef>
+                        <a:fillRef idx="0">
+                          <a:schemeClr val="dk1"/>
+                        </a:fillRef>
+                        <a:effectRef idx="0">
+                          <a:schemeClr val="dk1"/>
+                        </a:effectRef>
+                        <a:fontRef idx="minor">
+                          <a:schemeClr val="tx1"/>
+                        </a:fontRef>
+                      </wps:style>
+                      <wps:bodyPr/>
+                    </wps:wsp>
+                  </a:graphicData>
+                </a:graphic>
+              </wp:anchor>
+            </w:drawing>
+          </mc:Choice>
+          <mc:Fallback>
+            <w:pict>
+              <v:line w14:anchorId="3A30E79A" id="Прямая соединительная линия 11" o:spid="_x0000_s1026" style="position:absolute;z-index:251666432;visibility:visible;mso-wrap-style:square;mso-wrap-distance-left:9pt;mso-wrap-distance-top:0;mso-wrap-distance-right:9pt;mso-wrap-distance-bottom:0;mso-position-horizontal:absolute;mso-position-horizontal-relative:text;mso-position-vertical:absolute;mso-position-vertical-relative:text" from="143.7pt,16.75pt" to="457.75pt,16.75pt" o:gfxdata="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" strokecolor="black [3200]" strokeweight=".5pt">
+                <v:stroke joinstyle="miter"/>
+              </v:line>
+            </w:pict>
+          </mc:Fallback>
+        </mc:AlternateContent>
+      </w:r>
+      <w:r>
+        <w:rPr>
+          <w:rFonts w:ascii="Times New Roman" w:hAnsi="Times New Roman" w:cs="Times New Roman"/>
+          <w:b/>
+          <w:sz w:val="28"/>
+          <w:szCs w:val="28"/>
+        </w:rPr>
+        <w:t xml:space="preserve">Тема курсовой работы    </w:t>
+      </w:r>
+      <w:r>
+        <w:rPr>
+          <w:rFonts w:ascii="Times New Roman" w:hAnsi="Times New Roman" w:cs="Times New Roman"/>
+          <w:sz w:val="28"/>
+          <w:szCs w:val="28"/>
+        </w:rPr>
+        <w:t>«</w:t>
+      </w:r>
+      <w:r>
+        <w:rPr>
+          <w:rFonts w:ascii="Times New Roman" w:hAnsi="Times New Roman" w:cs="Times New Roman"/>
+          <w:sz w:val="28"/>
+          <w:szCs w:val="28"/>
+        </w:rPr>
+        <w:t>Разработка онлайновой информационно-</w:t>
+      </w:r>
+    </w:p>
+    <w:p>
+      <w:pPr>
+        <w:spacing w:line="240" w:lineRule="exact"/>
+        <w:rPr>
+          <w:rFonts w:ascii="Times New Roman" w:hAnsi="Times New Roman" w:cs="Times New Roman"/>
+          <w:sz w:val="28"/>
+          <w:szCs w:val="28"/>
+        </w:rPr>
+      </w:pPr>
+      <w:r>
+        <w:rPr>
+          <w:rFonts w:ascii="Times New Roman" w:hAnsi="Times New Roman" w:cs="Times New Roman"/>
+          <w:sz w:val="28"/>
+          <w:szCs w:val="28"/>
+        </w:rPr>
+        <w:t>справочной системы для аптек</w:t>
+      </w:r>
+      <w:r>
+        <w:rPr>
+          <w:rFonts w:ascii="Times New Roman" w:hAnsi="Times New Roman" w:cs="Times New Roman"/>
+          <w:sz w:val="28"/>
+          <w:szCs w:val="28"/>
+        </w:rPr>
+        <w:t>»</w:t>
+      </w:r>
+      <w:r>
+        <w:rPr>
+          <w:rFonts w:ascii="Times New Roman" w:hAnsi="Times New Roman" w:cs="Times New Roman"/>
+          <w:noProof/>
+          <w:sz w:val="28"/>
+          <w:szCs w:val="28"/>
+        </w:rPr>
+        <mc:AlternateContent>
+          <mc:Choice Requires="wps">
+            <w:drawing>
+              <wp:anchor distT="0" distB="0" distL="114300" distR="114300" simplePos="0" relativeHeight="251668480" behindDoc="0" locked="0" layoutInCell="1" allowOverlap="1" wp14:anchorId="155D4645" wp14:editId="365D7971">
+                <wp:simplePos x="0" y="0"/>
+                <wp:positionH relativeFrom="margin">
+                  <wp:align>right</wp:align>
+                </wp:positionH>
+                <wp:positionV relativeFrom="paragraph">
+                  <wp:posOffset>207645</wp:posOffset>
+                </wp:positionV>
+                <wp:extent cx="5945505" cy="0"/>
+                <wp:effectExtent l="0" t="0" r="0" b="0"/>
+                <wp:wrapNone/>
+                <wp:docPr id="13" name="Прямая соединительная линия 13"/>
+                <wp:cNvGraphicFramePr/>
+                <a:graphic xmlns:a="http://schemas.openxmlformats.org/drawingml/2006/main">
+                  <a:graphicData uri="http://schemas.microsoft.com/office/word/2010/wordprocessingShape">
+                    <wps:wsp>
+                      <wps:cNvCnPr/>
+                      <wps:spPr>
+                        <a:xfrm flipV="1">
+                          <a:off x="0" y="0"/>
+                          <a:ext cx="5945505" cy="0"/>
+                        </a:xfrm>
+                        <a:prstGeom prst="line">
+                          <a:avLst/>
+                        </a:prstGeom>
+                      </wps:spPr>
+                      <wps:style>
+                        <a:lnRef idx="1">
+                          <a:schemeClr val="dk1"/>
+                        </a:lnRef>
+                        <a:fillRef idx="0">
+                          <a:schemeClr val="dk1"/>
+                        </a:fillRef>
+                        <a:effectRef idx="0">
+                          <a:schemeClr val="dk1"/>
+                        </a:effectRef>
+                        <a:fontRef idx="minor">
+                          <a:schemeClr val="tx1"/>
+                        </a:fontRef>
+                      </wps:style>
+                      <wps:bodyPr/>
+                    </wps:wsp>
+                  </a:graphicData>
+                </a:graphic>
+              </wp:anchor>
+            </w:drawing>
+          </mc:Choice>
+          <mc:Fallback>
+            <w:pict>
+              <v:line w14:anchorId="7E522A5D" id="Прямая соединительная линия 13" o:spid="_x0000_s1026" style="position:absolute;flip:y;z-index:251668480;visibility:visible;mso-wrap-style:square;mso-wrap-distance-left:9pt;mso-wrap-distance-top:0;mso-wrap-distance-right:9pt;mso-wrap-distance-bottom:0;mso-position-horizontal:right;mso-position-horizontal-relative:margin;mso-position-vertical:absolute;mso-position-vertical-relative:text" from="416.95pt,16.35pt" to="885.1pt,16.35pt" o:gfxdata="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" strokecolor="black [3200]" strokeweight=".5pt">
+                <v:stroke joinstyle="miter"/>
+                <w10:wrap anchorx="margin"/>
+              </v:line>
+            </w:pict>
+          </mc:Fallback>
+        </mc:AlternateContent>
+      </w:r>
+    </w:p>
+    <w:p>
+      <w:pPr>
+        <w:spacing w:line="240" w:lineRule="exact"/>
         <w:jc w:val="center"/>
         <w:rPr>
           <w:rFonts w:ascii="Times New Roman" w:hAnsi="Times New Roman" w:cs="Times New Roman"/>
@@ -191,190 +1638,329 @@
       <w:r>
         <w:rPr>
           <w:rFonts w:ascii="Times New Roman" w:hAnsi="Times New Roman" w:cs="Times New Roman"/>
-          <w:sz w:val="28"/>
-          <w:szCs w:val="28"/>
-        </w:rPr>
-        <w:t xml:space="preserve">Тема: </w:t>
-      </w:r>
-      <w:r>
-        <w:rPr>
-          <w:rFonts w:ascii="Times New Roman" w:hAnsi="Times New Roman" w:cs="Times New Roman"/>
-          <w:sz w:val="28"/>
-          <w:szCs w:val="28"/>
-        </w:rPr>
-        <w:t>Разработка онлайновой информационно-справочной системы для аптек</w:t>
-      </w:r>
-    </w:p>
-    <w:p>
-      <w:pPr>
-        <w:jc w:val="center"/>
-        <w:rPr>
-          <w:rFonts w:ascii="Times New Roman" w:hAnsi="Times New Roman" w:cs="Times New Roman"/>
-          <w:sz w:val="28"/>
-          <w:szCs w:val="28"/>
-        </w:rPr>
-      </w:pPr>
-    </w:p>
-    <w:p>
-      <w:pPr>
-        <w:jc w:val="center"/>
-        <w:rPr>
-          <w:rFonts w:ascii="Times New Roman" w:hAnsi="Times New Roman" w:cs="Times New Roman"/>
-          <w:sz w:val="28"/>
-          <w:szCs w:val="28"/>
-        </w:rPr>
-      </w:pPr>
-    </w:p>
-    <w:p>
-      <w:pPr>
-        <w:jc w:val="center"/>
-        <w:rPr>
-          <w:rFonts w:ascii="Times New Roman" w:hAnsi="Times New Roman" w:cs="Times New Roman"/>
-          <w:sz w:val="28"/>
-          <w:szCs w:val="28"/>
-        </w:rPr>
-      </w:pPr>
-    </w:p>
-    <w:p>
-      <w:pPr>
-        <w:jc w:val="center"/>
-        <w:rPr>
-          <w:rFonts w:ascii="Times New Roman" w:hAnsi="Times New Roman" w:cs="Times New Roman"/>
-          <w:sz w:val="28"/>
-          <w:szCs w:val="28"/>
-        </w:rPr>
-      </w:pPr>
-    </w:p>
-    <w:p>
-      <w:pPr>
-        <w:jc w:val="center"/>
-        <w:rPr>
-          <w:rFonts w:ascii="Times New Roman" w:hAnsi="Times New Roman" w:cs="Times New Roman"/>
-          <w:sz w:val="28"/>
-          <w:szCs w:val="28"/>
-        </w:rPr>
-      </w:pPr>
-      <w:r>
-        <w:rPr>
-          <w:rFonts w:ascii="Times New Roman" w:hAnsi="Times New Roman" w:cs="Times New Roman"/>
-          <w:sz w:val="28"/>
-          <w:szCs w:val="28"/>
-        </w:rPr>
-        <w:t>Выполнил: студент 3 курса</w:t>
-      </w:r>
-    </w:p>
-    <w:p>
-      <w:pPr>
-        <w:jc w:val="center"/>
-        <w:rPr>
-          <w:rFonts w:ascii="Times New Roman" w:hAnsi="Times New Roman" w:cs="Times New Roman"/>
-          <w:sz w:val="28"/>
-          <w:szCs w:val="28"/>
-        </w:rPr>
-      </w:pPr>
-      <w:r>
-        <w:rPr>
-          <w:rFonts w:ascii="Times New Roman" w:hAnsi="Times New Roman" w:cs="Times New Roman"/>
-          <w:sz w:val="28"/>
-          <w:szCs w:val="28"/>
-        </w:rPr>
-        <w:t>группы 680.23</w:t>
-      </w:r>
-    </w:p>
-    <w:p>
-      <w:pPr>
-        <w:jc w:val="center"/>
-        <w:rPr>
-          <w:rFonts w:ascii="Times New Roman" w:hAnsi="Times New Roman" w:cs="Times New Roman"/>
-          <w:sz w:val="28"/>
-          <w:szCs w:val="28"/>
-        </w:rPr>
-      </w:pPr>
-      <w:r>
-        <w:rPr>
-          <w:rFonts w:ascii="Times New Roman" w:hAnsi="Times New Roman" w:cs="Times New Roman"/>
-          <w:sz w:val="28"/>
-          <w:szCs w:val="28"/>
-        </w:rPr>
-        <w:t>Насруллаев Вюсал</w:t>
-      </w:r>
-    </w:p>
-    <w:p>
-      <w:pPr>
-        <w:spacing w:after="0" w:line="360" w:lineRule="auto"/>
-        <w:rPr>
-          <w:rFonts w:ascii="Times New Roman" w:hAnsi="Times New Roman" w:cs="Times New Roman"/>
-          <w:sz w:val="28"/>
-          <w:szCs w:val="28"/>
-        </w:rPr>
-      </w:pPr>
-    </w:p>
-    <w:p>
-      <w:pPr>
-        <w:spacing w:after="0" w:line="360" w:lineRule="auto"/>
-        <w:ind w:firstLine="706"/>
-        <w:jc w:val="both"/>
-        <w:rPr>
-          <w:rFonts w:ascii="Times New Roman" w:hAnsi="Times New Roman" w:cs="Times New Roman"/>
-          <w:sz w:val="28"/>
-          <w:szCs w:val="28"/>
-        </w:rPr>
-      </w:pPr>
-      <w:r>
-        <w:rPr>
-          <w:rFonts w:ascii="Times New Roman" w:hAnsi="Times New Roman" w:cs="Times New Roman"/>
-          <w:sz w:val="28"/>
-          <w:szCs w:val="28"/>
-        </w:rPr>
-        <w:t xml:space="preserve">     </w:t>
-      </w:r>
-      <w:r>
-        <w:rPr>
-          <w:rFonts w:ascii="Times New Roman" w:hAnsi="Times New Roman" w:cs="Times New Roman"/>
-          <w:sz w:val="28"/>
-          <w:szCs w:val="28"/>
-        </w:rPr>
-        <w:t xml:space="preserve">                               </w:t>
-      </w:r>
-    </w:p>
-    <w:p>
-      <w:pPr>
-        <w:rPr>
-          <w:rFonts w:ascii="Times New Roman" w:hAnsi="Times New Roman" w:cs="Times New Roman"/>
-          <w:sz w:val="28"/>
-          <w:szCs w:val="28"/>
-        </w:rPr>
-      </w:pPr>
-      <w:r>
-        <w:rPr>
-          <w:rFonts w:ascii="Times New Roman" w:hAnsi="Times New Roman" w:cs="Times New Roman"/>
-          <w:sz w:val="28"/>
-          <w:szCs w:val="28"/>
-        </w:rPr>
-        <w:br w:type="page"/>
-      </w:r>
-    </w:p>
-    <w:p>
-      <w:pPr>
-        <w:spacing w:after="0" w:line="360" w:lineRule="auto"/>
-        <w:ind w:firstLine="706"/>
-        <w:jc w:val="both"/>
-        <w:rPr>
-          <w:rFonts w:ascii="Times New Roman" w:hAnsi="Times New Roman" w:cs="Times New Roman"/>
-          <w:b/>
-          <w:sz w:val="28"/>
-          <w:szCs w:val="28"/>
-        </w:rPr>
-      </w:pPr>
-      <w:r>
-        <w:rPr>
-          <w:rFonts w:ascii="Times New Roman" w:hAnsi="Times New Roman" w:cs="Times New Roman"/>
-          <w:b/>
+          <w:b/>
+          <w:sz w:val="28"/>
+          <w:szCs w:val="28"/>
+        </w:rPr>
+        <w:t>Отзыв руководителя курсовой</w:t>
+      </w:r>
+      <w:r>
+        <w:rPr>
+          <w:rFonts w:ascii="Times New Roman" w:hAnsi="Times New Roman" w:cs="Times New Roman"/>
+          <w:sz w:val="28"/>
+          <w:szCs w:val="28"/>
+        </w:rPr>
+        <w:t>:</w:t>
+      </w:r>
+    </w:p>
+    <w:p>
+      <w:pPr>
+        <w:spacing w:line="240" w:lineRule="exact"/>
+        <w:jc w:val="both"/>
+        <w:rPr>
+          <w:rFonts w:ascii="Times New Roman" w:hAnsi="Times New Roman" w:cs="Times New Roman"/>
+          <w:sz w:val="28"/>
+          <w:szCs w:val="28"/>
+        </w:rPr>
+      </w:pPr>
+      <w:r>
+        <w:rPr>
+          <w:rFonts w:ascii="Times New Roman" w:hAnsi="Times New Roman" w:cs="Times New Roman"/>
+          <w:sz w:val="28"/>
+          <w:szCs w:val="28"/>
+        </w:rPr>
+        <w:t xml:space="preserve">______________________________________________________________ </w:t>
+      </w:r>
+    </w:p>
+    <w:p>
+      <w:pPr>
+        <w:spacing w:line="240" w:lineRule="exact"/>
+        <w:jc w:val="both"/>
+        <w:rPr>
+          <w:rFonts w:ascii="Times New Roman" w:hAnsi="Times New Roman" w:cs="Times New Roman"/>
+          <w:sz w:val="28"/>
+          <w:szCs w:val="28"/>
+        </w:rPr>
+      </w:pPr>
+      <w:r>
+        <w:rPr>
+          <w:rFonts w:ascii="Times New Roman" w:hAnsi="Times New Roman" w:cs="Times New Roman"/>
+          <w:sz w:val="28"/>
+          <w:szCs w:val="28"/>
+        </w:rPr>
+        <w:t xml:space="preserve">______________________________________________________________ </w:t>
+      </w:r>
+    </w:p>
+    <w:p>
+      <w:pPr>
+        <w:spacing w:line="240" w:lineRule="exact"/>
+        <w:jc w:val="both"/>
+        <w:rPr>
+          <w:rFonts w:ascii="Times New Roman" w:hAnsi="Times New Roman" w:cs="Times New Roman"/>
+          <w:sz w:val="28"/>
+          <w:szCs w:val="28"/>
+        </w:rPr>
+      </w:pPr>
+      <w:r>
+        <w:rPr>
+          <w:rFonts w:ascii="Times New Roman" w:hAnsi="Times New Roman" w:cs="Times New Roman"/>
+          <w:sz w:val="28"/>
+          <w:szCs w:val="28"/>
+        </w:rPr>
+        <w:t xml:space="preserve">_______________________________________________________________ </w:t>
+      </w:r>
+    </w:p>
+    <w:p>
+      <w:pPr>
+        <w:spacing w:line="240" w:lineRule="exact"/>
+        <w:jc w:val="both"/>
+        <w:rPr>
+          <w:rFonts w:ascii="Times New Roman" w:hAnsi="Times New Roman" w:cs="Times New Roman"/>
+          <w:sz w:val="28"/>
+          <w:szCs w:val="28"/>
+        </w:rPr>
+      </w:pPr>
+      <w:r>
+        <w:rPr>
+          <w:rFonts w:ascii="Times New Roman" w:hAnsi="Times New Roman" w:cs="Times New Roman"/>
+          <w:b/>
+          <w:sz w:val="28"/>
+          <w:szCs w:val="28"/>
+        </w:rPr>
+        <w:t>Подпись студента</w:t>
+      </w:r>
+      <w:r>
+        <w:rPr>
+          <w:rFonts w:ascii="Times New Roman" w:hAnsi="Times New Roman" w:cs="Times New Roman"/>
+          <w:sz w:val="28"/>
+          <w:szCs w:val="28"/>
+        </w:rPr>
+        <w:t>_________________________________________________</w:t>
+      </w:r>
+    </w:p>
+    <w:p>
+      <w:pPr>
+        <w:spacing w:line="240" w:lineRule="exact"/>
+        <w:jc w:val="both"/>
+        <w:rPr>
+          <w:rFonts w:ascii="Times New Roman" w:hAnsi="Times New Roman" w:cs="Times New Roman"/>
+          <w:sz w:val="28"/>
+          <w:szCs w:val="28"/>
+        </w:rPr>
+      </w:pPr>
+      <w:r>
+        <w:rPr>
+          <w:rFonts w:ascii="Times New Roman" w:hAnsi="Times New Roman" w:cs="Times New Roman"/>
+          <w:b/>
+          <w:sz w:val="28"/>
+          <w:szCs w:val="28"/>
+        </w:rPr>
+        <w:t>Подпись рук.курсовой</w:t>
+      </w:r>
+      <w:r>
+        <w:rPr>
+          <w:rFonts w:ascii="Times New Roman" w:hAnsi="Times New Roman" w:cs="Times New Roman"/>
+          <w:sz w:val="28"/>
+          <w:szCs w:val="28"/>
+        </w:rPr>
+        <w:t xml:space="preserve">__________________________________________ </w:t>
+      </w:r>
+    </w:p>
+    <w:p>
+      <w:pPr>
+        <w:spacing w:line="240" w:lineRule="exact"/>
+        <w:jc w:val="both"/>
+        <w:rPr>
+          <w:rFonts w:ascii="Times New Roman" w:hAnsi="Times New Roman" w:cs="Times New Roman"/>
+          <w:sz w:val="28"/>
+          <w:szCs w:val="28"/>
+        </w:rPr>
+      </w:pPr>
+      <w:r>
+        <w:rPr>
+          <w:rFonts w:ascii="Times New Roman" w:hAnsi="Times New Roman" w:cs="Times New Roman"/>
+          <w:b/>
+          <w:sz w:val="28"/>
+          <w:szCs w:val="28"/>
+        </w:rPr>
+        <w:t>Подпись зав.кафедрой</w:t>
+      </w:r>
+      <w:r>
+        <w:rPr>
+          <w:rFonts w:ascii="Times New Roman" w:hAnsi="Times New Roman" w:cs="Times New Roman"/>
+          <w:sz w:val="28"/>
+          <w:szCs w:val="28"/>
+        </w:rPr>
+        <w:t xml:space="preserve">__________________________________________ </w:t>
+      </w:r>
+    </w:p>
+    <w:p>
+      <w:pPr>
+        <w:spacing w:line="240" w:lineRule="exact"/>
+        <w:jc w:val="both"/>
+        <w:rPr>
+          <w:rFonts w:ascii="Times New Roman" w:hAnsi="Times New Roman" w:cs="Times New Roman"/>
+          <w:sz w:val="28"/>
+          <w:szCs w:val="28"/>
+        </w:rPr>
+      </w:pPr>
+      <w:r>
+        <w:rPr>
+          <w:rFonts w:ascii="Times New Roman" w:hAnsi="Times New Roman" w:cs="Times New Roman"/>
+          <w:b/>
+          <w:sz w:val="28"/>
+          <w:szCs w:val="28"/>
+        </w:rPr>
+        <w:t>Дата защиты курсовой</w:t>
+      </w:r>
+      <w:r>
+        <w:rPr>
+          <w:rFonts w:ascii="Times New Roman" w:hAnsi="Times New Roman" w:cs="Times New Roman"/>
+          <w:sz w:val="28"/>
+          <w:szCs w:val="28"/>
+        </w:rPr>
+        <w:t>___________________</w:t>
+      </w:r>
+      <w:r>
+        <w:rPr>
+          <w:rFonts w:ascii="Times New Roman" w:hAnsi="Times New Roman" w:cs="Times New Roman"/>
+          <w:b/>
+          <w:sz w:val="28"/>
+          <w:szCs w:val="28"/>
+        </w:rPr>
+        <w:t>Оценка</w:t>
+      </w:r>
+      <w:r>
+        <w:rPr>
+          <w:rFonts w:ascii="Times New Roman" w:hAnsi="Times New Roman" w:cs="Times New Roman"/>
+          <w:sz w:val="28"/>
+          <w:szCs w:val="28"/>
+        </w:rPr>
+        <w:t>__________</w:t>
+      </w:r>
+    </w:p>
+    <w:p>
+      <w:pPr>
+        <w:spacing w:line="240" w:lineRule="exact"/>
+        <w:jc w:val="both"/>
+        <w:rPr>
+          <w:rFonts w:ascii="Times New Roman" w:hAnsi="Times New Roman" w:cs="Times New Roman"/>
+          <w:sz w:val="28"/>
+          <w:szCs w:val="28"/>
+        </w:rPr>
+      </w:pPr>
+      <w:r>
+        <w:rPr>
+          <w:rFonts w:ascii="Times New Roman" w:hAnsi="Times New Roman" w:cs="Times New Roman"/>
+          <w:b/>
+          <w:sz w:val="28"/>
+          <w:szCs w:val="28"/>
+        </w:rPr>
+        <w:t>Пред.комиссии</w:t>
+      </w:r>
+      <w:r>
+        <w:rPr>
+          <w:rFonts w:ascii="Times New Roman" w:hAnsi="Times New Roman" w:cs="Times New Roman"/>
+          <w:sz w:val="28"/>
+          <w:szCs w:val="28"/>
+        </w:rPr>
+        <w:t>__________________________________(_______________)</w:t>
+      </w:r>
+    </w:p>
+    <w:p>
+      <w:pPr>
+        <w:spacing w:line="240" w:lineRule="exact"/>
+        <w:jc w:val="both"/>
+        <w:rPr>
+          <w:rFonts w:ascii="Times New Roman" w:hAnsi="Times New Roman" w:cs="Times New Roman"/>
+          <w:sz w:val="28"/>
+          <w:szCs w:val="28"/>
+        </w:rPr>
+      </w:pPr>
+      <w:r>
+        <w:rPr>
+          <w:rFonts w:ascii="Times New Roman" w:hAnsi="Times New Roman" w:cs="Times New Roman"/>
+          <w:b/>
+          <w:sz w:val="28"/>
+          <w:szCs w:val="28"/>
+        </w:rPr>
+        <w:t>Члены комиссии</w:t>
+      </w:r>
+      <w:r>
+        <w:rPr>
+          <w:rFonts w:ascii="Times New Roman" w:hAnsi="Times New Roman" w:cs="Times New Roman"/>
+          <w:sz w:val="28"/>
+          <w:szCs w:val="28"/>
+        </w:rPr>
+        <w:t>:  1._______________________________(_______________)</w:t>
+      </w:r>
+    </w:p>
+    <w:p>
+      <w:pPr>
+        <w:spacing w:line="240" w:lineRule="exact"/>
+        <w:jc w:val="both"/>
+        <w:rPr>
+          <w:rFonts w:ascii="Times New Roman" w:hAnsi="Times New Roman" w:cs="Times New Roman"/>
+          <w:sz w:val="28"/>
+          <w:szCs w:val="28"/>
+        </w:rPr>
+      </w:pPr>
+      <w:r>
+        <w:rPr>
+          <w:rFonts w:ascii="Times New Roman" w:hAnsi="Times New Roman" w:cs="Times New Roman"/>
+          <w:sz w:val="28"/>
+          <w:szCs w:val="28"/>
+        </w:rPr>
+        <w:t>2._______________________________________________(_______________)</w:t>
+      </w:r>
+    </w:p>
+    <w:p>
+      <w:pPr>
+        <w:spacing w:after="720" w:line="240" w:lineRule="exact"/>
+        <w:rPr>
+          <w:rFonts w:ascii="Times New Roman" w:hAnsi="Times New Roman" w:cs="Times New Roman"/>
+          <w:b/>
+          <w:sz w:val="28"/>
+          <w:szCs w:val="28"/>
+        </w:rPr>
+      </w:pPr>
+      <w:r>
+        <w:rPr>
+          <w:rFonts w:ascii="Times New Roman" w:hAnsi="Times New Roman" w:cs="Times New Roman"/>
+          <w:sz w:val="28"/>
+          <w:szCs w:val="28"/>
+        </w:rPr>
+        <w:t>3._____________________________________________(_______________)</w:t>
+      </w:r>
+    </w:p>
+    <w:p>
+      <w:pPr>
+        <w:spacing w:after="0" w:line="360" w:lineRule="auto"/>
+        <w:jc w:val="both"/>
+        <w:rPr>
+          <w:rFonts w:ascii="Times New Roman" w:hAnsi="Times New Roman" w:cs="Times New Roman"/>
+          <w:b/>
+          <w:sz w:val="28"/>
+          <w:szCs w:val="28"/>
+        </w:rPr>
+      </w:pPr>
+      <w:r>
+        <w:rPr>
+          <w:rFonts w:ascii="Times New Roman" w:hAnsi="Times New Roman" w:cs="Times New Roman"/>
           <w:sz w:val="28"/>
           <w:szCs w:val="28"/>
         </w:rPr>
         <w:lastRenderedPageBreak/>
-        <w:t>ОГЛАВЛЕНИЕ</w:t>
+        <w:t xml:space="preserve">          </w:t>
+      </w:r>
+      <w:r>
+        <w:rPr>
+          <w:rFonts w:ascii="Times New Roman" w:hAnsi="Times New Roman" w:cs="Times New Roman"/>
+          <w:b/>
+          <w:sz w:val="28"/>
+          <w:szCs w:val="28"/>
+        </w:rPr>
+        <w:t>СОДЕРЖАНИЕ</w:t>
       </w:r>
     </w:p>
     <w:p>
@@ -487,9 +2073,16 @@
         <w:rPr>
           <w:sz w:val="28"/>
           <w:szCs w:val="28"/>
+        </w:rPr>
+        <w:t xml:space="preserve"> </w:t>
+      </w:r>
+      <w:r>
+        <w:rPr>
+          <w:sz w:val="28"/>
+          <w:szCs w:val="28"/>
           <w:lang w:val="en-US"/>
         </w:rPr>
-        <w:t xml:space="preserve"> HTML</w:t>
+        <w:t>HTML</w:t>
       </w:r>
       <w:r>
         <w:rPr>
@@ -609,21 +2202,7 @@
           <w:sz w:val="28"/>
           <w:szCs w:val="28"/>
         </w:rPr>
-        <w:t>..</w:t>
-      </w:r>
-      <w:r>
-        <w:rPr>
-          <w:sz w:val="28"/>
-          <w:szCs w:val="28"/>
-        </w:rPr>
-        <w:t>...</w:t>
-      </w:r>
-      <w:r>
-        <w:rPr>
-          <w:sz w:val="28"/>
-          <w:szCs w:val="28"/>
-        </w:rPr>
-        <w:t>........</w:t>
+        <w:t>.............</w:t>
       </w:r>
       <w:r>
         <w:rPr>
@@ -664,21 +2243,7 @@
           <w:sz w:val="28"/>
           <w:szCs w:val="28"/>
         </w:rPr>
-        <w:t>1.5</w:t>
-      </w:r>
-      <w:r>
-        <w:rPr>
-          <w:sz w:val="28"/>
-          <w:szCs w:val="28"/>
-        </w:rPr>
-        <w:t>. Анализ предметной области и проектирование пользовательского интерфейса</w:t>
-      </w:r>
-      <w:r>
-        <w:rPr>
-          <w:sz w:val="28"/>
-          <w:szCs w:val="28"/>
-        </w:rPr>
-        <w:t>……………</w:t>
+        <w:t>1.5. Анализ предметной области и проектирование пользовательского интерфейса……………</w:t>
       </w:r>
       <w:r>
         <w:rPr>
@@ -1061,7 +2626,7 @@
           <w:sz w:val="28"/>
           <w:szCs w:val="28"/>
         </w:rPr>
-        <w:t>ЗАКЛЮЧЕНИЕ</w:t>
+        <w:t>РЕЗУЛЬТАТ</w:t>
       </w:r>
       <w:r>
         <w:rPr>
@@ -1089,7 +2654,7 @@
           <w:sz w:val="28"/>
           <w:szCs w:val="28"/>
         </w:rPr>
-        <w:t>........... 24</w:t>
+        <w:t>................. 25</w:t>
       </w:r>
     </w:p>
     <w:p>
@@ -1111,23 +2676,21 @@
           <w:sz w:val="28"/>
           <w:szCs w:val="28"/>
         </w:rPr>
-        <w:t xml:space="preserve">СПИСОК     </w:t>
-      </w:r>
-      <w:r>
-        <w:rPr>
-          <w:b/>
-          <w:bCs/>
-          <w:sz w:val="28"/>
-          <w:szCs w:val="28"/>
-        </w:rPr>
-        <w:t>ЛИТЕРАТУРЫ</w:t>
-      </w:r>
-      <w:r>
-        <w:rPr>
-          <w:sz w:val="28"/>
-          <w:szCs w:val="28"/>
-        </w:rPr>
-        <w:t xml:space="preserve"> ........................</w:t>
+        <w:t>ЛИТЕРАТУРА</w:t>
+      </w:r>
+      <w:r>
+        <w:rPr>
+          <w:sz w:val="28"/>
+          <w:szCs w:val="28"/>
+        </w:rPr>
+        <w:t>………………..</w:t>
+      </w:r>
+      <w:r>
+        <w:rPr>
+          <w:sz w:val="28"/>
+          <w:szCs w:val="28"/>
+        </w:rPr>
+        <w:t>.......................</w:t>
       </w:r>
       <w:r>
         <w:rPr>
@@ -1141,16 +2704,54 @@
           <w:sz w:val="28"/>
           <w:szCs w:val="28"/>
         </w:rPr>
-        <w:t>........................ 25</w:t>
-      </w:r>
-    </w:p>
-    <w:p>
-      <w:pPr>
-        <w:spacing w:after="0" w:line="360" w:lineRule="auto"/>
+        <w:t>......................... 26</w:t>
+      </w:r>
+    </w:p>
+    <w:p>
+      <w:pPr>
+        <w:pStyle w:val="a3"/>
+        <w:spacing w:line="360" w:lineRule="auto"/>
         <w:ind w:firstLine="706"/>
         <w:contextualSpacing/>
         <w:jc w:val="both"/>
         <w:rPr>
+          <w:b/>
+          <w:sz w:val="28"/>
+          <w:szCs w:val="28"/>
+        </w:rPr>
+      </w:pPr>
+      <w:r>
+        <w:rPr>
+          <w:b/>
+          <w:sz w:val="28"/>
+          <w:szCs w:val="28"/>
+        </w:rPr>
+        <w:t>ПРИЛОЖЕНИЯ</w:t>
+      </w:r>
+      <w:r>
+        <w:rPr>
+          <w:sz w:val="28"/>
+          <w:szCs w:val="28"/>
+        </w:rPr>
+        <w:t>……………………………………………</w:t>
+      </w:r>
+      <w:bookmarkStart w:id="2" w:name="_GoBack"/>
+      <w:bookmarkEnd w:id="2"/>
+      <w:r>
+        <w:rPr>
+          <w:sz w:val="28"/>
+          <w:szCs w:val="28"/>
+        </w:rPr>
+        <w:t>…………….27</w:t>
+      </w:r>
+    </w:p>
+    <w:p>
+      <w:pPr>
+        <w:spacing w:after="0" w:line="360" w:lineRule="auto"/>
+        <w:ind w:firstLine="706"/>
+        <w:contextualSpacing/>
+        <w:jc w:val="both"/>
+        <w:rPr>
           <w:rFonts w:ascii="Times New Roman" w:hAnsi="Times New Roman" w:cs="Times New Roman"/>
           <w:sz w:val="28"/>
           <w:szCs w:val="28"/>
@@ -1165,6 +2766,19 @@
         </w:rPr>
         <w:br w:type="page"/>
       </w:r>
+    </w:p>
+    <w:p>
+      <w:pPr>
+        <w:spacing w:after="0" w:line="360" w:lineRule="auto"/>
+        <w:ind w:firstLine="706"/>
+        <w:jc w:val="center"/>
+        <w:rPr>
+          <w:rFonts w:ascii="Times New Roman" w:hAnsi="Times New Roman" w:cs="Times New Roman"/>
+          <w:b/>
+          <w:sz w:val="28"/>
+          <w:szCs w:val="28"/>
+        </w:rPr>
+      </w:pPr>
       <w:r>
         <w:rPr>
           <w:rFonts w:ascii="Times New Roman" w:hAnsi="Times New Roman" w:cs="Times New Roman"/>
@@ -1173,28 +2787,6 @@
           <w:szCs w:val="28"/>
         </w:rPr>
         <w:lastRenderedPageBreak/>
-        <w:t xml:space="preserve"> </w:t>
-      </w:r>
-    </w:p>
-    <w:p>
-      <w:pPr>
-        <w:spacing w:after="0" w:line="360" w:lineRule="auto"/>
-        <w:ind w:firstLine="706"/>
-        <w:jc w:val="center"/>
-        <w:rPr>
-          <w:rFonts w:ascii="Times New Roman" w:hAnsi="Times New Roman" w:cs="Times New Roman"/>
-          <w:b/>
-          <w:sz w:val="28"/>
-          <w:szCs w:val="28"/>
-        </w:rPr>
-      </w:pPr>
-      <w:r>
-        <w:rPr>
-          <w:rFonts w:ascii="Times New Roman" w:hAnsi="Times New Roman" w:cs="Times New Roman"/>
-          <w:b/>
-          <w:sz w:val="28"/>
-          <w:szCs w:val="28"/>
-        </w:rPr>
         <w:t>ВВЕДЕНИЕ</w:t>
       </w:r>
     </w:p>
@@ -2248,15 +3840,7 @@
           <w:sz w:val="28"/>
           <w:szCs w:val="28"/>
         </w:rPr>
-        <w:t>. В условиях аптечной справочной системы, где пользователь ожидает мгновенного подбора лекарства по первым буквам, такая архитектура является наиболее выигрышной по сравнению с традиционными серверными запросами, так как время отклика сокращается до нескольких миллисекунд</w:t>
-      </w:r>
-      <w:r>
-        <w:rPr>
-          <w:rFonts w:ascii="Times New Roman" w:hAnsi="Times New Roman" w:cs="Times New Roman"/>
-          <w:sz w:val="28"/>
-          <w:szCs w:val="28"/>
-        </w:rPr>
-        <w:t>.</w:t>
+        <w:t>. В условиях аптечной справочной системы, где пользователь ожидает мгновенного подбора лекарства по первым буквам, такая архитектура является наиболее выигрышной по сравнению с традиционными серверными запросами, так как время отклика сокращается до нескольких миллисекунд.</w:t>
       </w:r>
     </w:p>
     <w:p>
@@ -3618,25 +5202,7 @@
           <w:szCs w:val="28"/>
         </w:rPr>
         <w:lastRenderedPageBreak/>
-        <w:t>ГЛАВА 2. ПРОЕКТИРОВАНИЕ И ПРОГРАММНАЯ РЕАЛИЗАЦИЯ СИСТЕМЫ «АПТЕКАПЛЮ</w:t>
-      </w:r>
-      <w:r>
-        <w:rPr>
-          <w:rFonts w:ascii="Times New Roman" w:hAnsi="Times New Roman" w:cs="Times New Roman"/>
-          <w:b/>
-          <w:sz w:val="28"/>
-          <w:szCs w:val="28"/>
-        </w:rPr>
-        <w:t>С</w:t>
-      </w:r>
-      <w:r>
-        <w:rPr>
-          <w:rFonts w:ascii="Times New Roman" w:hAnsi="Times New Roman" w:cs="Times New Roman"/>
-          <w:b/>
-          <w:sz w:val="28"/>
-          <w:szCs w:val="28"/>
-        </w:rPr>
-        <w:t>»</w:t>
+        <w:t>ГЛАВА 2. ПРОЕКТИРОВАНИЕ И ПРОГРАММНАЯ РЕАЛИЗАЦИЯ СИСТЕМЫ «АПТЕКАПЛЮС»</w:t>
       </w:r>
     </w:p>
     <w:p>
@@ -3958,8 +5524,10 @@
         <w:rPr>
           <w:rFonts w:ascii="Times New Roman" w:hAnsi="Times New Roman" w:cs="Times New Roman"/>
           <w:b/>
-          <w:sz w:val="28"/>
-          <w:szCs w:val="28"/>
+          <w:noProof/>
+          <w:sz w:val="28"/>
+          <w:szCs w:val="28"/>
+          <w:lang w:eastAsia="ru-RU"/>
         </w:rPr>
         <w:lastRenderedPageBreak/>
         <w:drawing>
@@ -4259,15 +5827,16 @@
           <w:rFonts w:ascii="Times New Roman" w:hAnsi="Times New Roman" w:cs="Times New Roman"/>
           <w:sz w:val="28"/>
           <w:szCs w:val="28"/>
-        </w:rPr>
-      </w:pPr>
-      <w:r>
-        <w:rPr>
-          <w:rFonts w:ascii="Times New Roman" w:hAnsi="Times New Roman" w:cs="Times New Roman"/>
-          <w:sz w:val="28"/>
-          <w:szCs w:val="28"/>
           <w:lang w:val="en-US"/>
         </w:rPr>
+      </w:pPr>
+      <w:r>
+        <w:rPr>
+          <w:rFonts w:ascii="Times New Roman" w:hAnsi="Times New Roman" w:cs="Times New Roman"/>
+          <w:sz w:val="28"/>
+          <w:szCs w:val="28"/>
+          <w:lang w:val="en-US"/>
+        </w:rPr>
         <w:t>function</w:t>
       </w:r>
       <w:r>
@@ -4275,6 +5844,7 @@
           <w:rFonts w:ascii="Times New Roman" w:hAnsi="Times New Roman" w:cs="Times New Roman"/>
           <w:sz w:val="28"/>
           <w:szCs w:val="28"/>
+          <w:lang w:val="en-US"/>
         </w:rPr>
         <w:t xml:space="preserve"> </w:t>
       </w:r>
@@ -4292,6 +5862,7 @@
           <w:rFonts w:ascii="Times New Roman" w:hAnsi="Times New Roman" w:cs="Times New Roman"/>
           <w:sz w:val="28"/>
           <w:szCs w:val="28"/>
+          <w:lang w:val="en-US"/>
         </w:rPr>
         <w:t>() {</w:t>
       </w:r>
@@ -4316,6 +5887,7 @@
           <w:rFonts w:ascii="Times New Roman" w:hAnsi="Times New Roman" w:cs="Times New Roman"/>
           <w:sz w:val="28"/>
           <w:szCs w:val="28"/>
+          <w:lang w:val="en-US"/>
         </w:rPr>
         <w:t xml:space="preserve">    </w:t>
       </w:r>
@@ -4541,6 +6113,7 @@
           <w:rFonts w:ascii="Times New Roman" w:hAnsi="Times New Roman" w:cs="Times New Roman"/>
           <w:sz w:val="28"/>
           <w:szCs w:val="28"/>
+          <w:lang w:val="en-US"/>
         </w:rPr>
       </w:pPr>
       <w:r>
@@ -5119,16 +6692,16 @@
           <w:rFonts w:ascii="Times New Roman" w:eastAsia="Times New Roman" w:hAnsi="Times New Roman" w:cs="Times New Roman"/>
           <w:sz w:val="28"/>
           <w:szCs w:val="28"/>
-          <w:lang w:eastAsia="ru-RU"/>
-        </w:rPr>
-      </w:pPr>
-      <w:r>
-        <w:rPr>
-          <w:rFonts w:ascii="Times New Roman" w:eastAsia="Times New Roman" w:hAnsi="Times New Roman" w:cs="Times New Roman"/>
-          <w:sz w:val="28"/>
-          <w:szCs w:val="28"/>
           <w:lang w:val="en-US" w:eastAsia="ru-RU"/>
         </w:rPr>
+      </w:pPr>
+      <w:r>
+        <w:rPr>
+          <w:rFonts w:ascii="Times New Roman" w:eastAsia="Times New Roman" w:hAnsi="Times New Roman" w:cs="Times New Roman"/>
+          <w:sz w:val="28"/>
+          <w:szCs w:val="28"/>
+          <w:lang w:val="en-US" w:eastAsia="ru-RU"/>
+        </w:rPr>
         <w:t xml:space="preserve">    if</w:t>
       </w:r>
       <w:r>
@@ -5136,7 +6709,7 @@
           <w:rFonts w:ascii="Times New Roman" w:eastAsia="Times New Roman" w:hAnsi="Times New Roman" w:cs="Times New Roman"/>
           <w:sz w:val="28"/>
           <w:szCs w:val="28"/>
-          <w:lang w:eastAsia="ru-RU"/>
+          <w:lang w:val="en-US" w:eastAsia="ru-RU"/>
         </w:rPr>
         <w:t xml:space="preserve"> (!</w:t>
       </w:r>
@@ -5154,7 +6727,7 @@
           <w:rFonts w:ascii="Times New Roman" w:eastAsia="Times New Roman" w:hAnsi="Times New Roman" w:cs="Times New Roman"/>
           <w:sz w:val="28"/>
           <w:szCs w:val="28"/>
-          <w:lang w:eastAsia="ru-RU"/>
+          <w:lang w:val="en-US" w:eastAsia="ru-RU"/>
         </w:rPr>
         <w:t xml:space="preserve">) </w:t>
       </w:r>
@@ -5172,7 +6745,7 @@
           <w:rFonts w:ascii="Times New Roman" w:eastAsia="Times New Roman" w:hAnsi="Times New Roman" w:cs="Times New Roman"/>
           <w:sz w:val="28"/>
           <w:szCs w:val="28"/>
-          <w:lang w:eastAsia="ru-RU"/>
+          <w:lang w:val="en-US" w:eastAsia="ru-RU"/>
         </w:rPr>
         <w:t>;</w:t>
       </w:r>
@@ -5185,29 +6758,29 @@
           <w:rFonts w:ascii="Times New Roman" w:eastAsia="Times New Roman" w:hAnsi="Times New Roman" w:cs="Times New Roman"/>
           <w:sz w:val="28"/>
           <w:szCs w:val="28"/>
-          <w:lang w:eastAsia="ru-RU"/>
-        </w:rPr>
-      </w:pPr>
-    </w:p>
-    <w:p>
-      <w:pPr>
-        <w:spacing w:after="0" w:line="360" w:lineRule="auto"/>
-        <w:ind w:firstLine="706"/>
-        <w:jc w:val="both"/>
-        <w:rPr>
-          <w:rFonts w:ascii="Times New Roman" w:eastAsia="Times New Roman" w:hAnsi="Times New Roman" w:cs="Times New Roman"/>
-          <w:sz w:val="28"/>
-          <w:szCs w:val="28"/>
           <w:lang w:val="en-US" w:eastAsia="ru-RU"/>
         </w:rPr>
       </w:pPr>
-      <w:r>
+    </w:p>
+    <w:p>
+      <w:pPr>
+        <w:spacing w:after="0" w:line="360" w:lineRule="auto"/>
+        <w:ind w:firstLine="706"/>
+        <w:jc w:val="both"/>
         <w:rPr>
           <w:rFonts w:ascii="Times New Roman" w:eastAsia="Times New Roman" w:hAnsi="Times New Roman" w:cs="Times New Roman"/>
           <w:sz w:val="28"/>
           <w:szCs w:val="28"/>
           <w:lang w:val="en-US" w:eastAsia="ru-RU"/>
         </w:rPr>
+      </w:pPr>
+      <w:r>
+        <w:rPr>
+          <w:rFonts w:ascii="Times New Roman" w:eastAsia="Times New Roman" w:hAnsi="Times New Roman" w:cs="Times New Roman"/>
+          <w:sz w:val="28"/>
+          <w:szCs w:val="28"/>
+          <w:lang w:val="en-US" w:eastAsia="ru-RU"/>
+        </w:rPr>
         <w:t xml:space="preserve">    document.getElementById('modalTitle').innerText = drug.name;</w:t>
       </w:r>
     </w:p>
@@ -5321,16 +6894,16 @@
           <w:rFonts w:ascii="Times New Roman" w:eastAsia="Times New Roman" w:hAnsi="Times New Roman" w:cs="Times New Roman"/>
           <w:sz w:val="28"/>
           <w:szCs w:val="28"/>
-          <w:lang w:eastAsia="ru-RU"/>
-        </w:rPr>
-      </w:pPr>
-      <w:r>
-        <w:rPr>
-          <w:rFonts w:ascii="Times New Roman" w:eastAsia="Times New Roman" w:hAnsi="Times New Roman" w:cs="Times New Roman"/>
-          <w:sz w:val="28"/>
-          <w:szCs w:val="28"/>
           <w:lang w:val="en-US" w:eastAsia="ru-RU"/>
         </w:rPr>
+      </w:pPr>
+      <w:r>
+        <w:rPr>
+          <w:rFonts w:ascii="Times New Roman" w:eastAsia="Times New Roman" w:hAnsi="Times New Roman" w:cs="Times New Roman"/>
+          <w:sz w:val="28"/>
+          <w:szCs w:val="28"/>
+          <w:lang w:val="en-US" w:eastAsia="ru-RU"/>
+        </w:rPr>
         <w:t xml:space="preserve">    modalOverlay</w:t>
       </w:r>
       <w:r>
@@ -5338,7 +6911,7 @@
           <w:rFonts w:ascii="Times New Roman" w:eastAsia="Times New Roman" w:hAnsi="Times New Roman" w:cs="Times New Roman"/>
           <w:sz w:val="28"/>
           <w:szCs w:val="28"/>
-          <w:lang w:eastAsia="ru-RU"/>
+          <w:lang w:val="en-US" w:eastAsia="ru-RU"/>
         </w:rPr>
         <w:t>.</w:t>
       </w:r>
@@ -5356,7 +6929,7 @@
           <w:rFonts w:ascii="Times New Roman" w:eastAsia="Times New Roman" w:hAnsi="Times New Roman" w:cs="Times New Roman"/>
           <w:sz w:val="28"/>
           <w:szCs w:val="28"/>
-          <w:lang w:eastAsia="ru-RU"/>
+          <w:lang w:val="en-US" w:eastAsia="ru-RU"/>
         </w:rPr>
         <w:t>.</w:t>
       </w:r>
@@ -5374,7 +6947,7 @@
           <w:rFonts w:ascii="Times New Roman" w:eastAsia="Times New Roman" w:hAnsi="Times New Roman" w:cs="Times New Roman"/>
           <w:sz w:val="28"/>
           <w:szCs w:val="28"/>
-          <w:lang w:eastAsia="ru-RU"/>
+          <w:lang w:val="en-US" w:eastAsia="ru-RU"/>
         </w:rPr>
         <w:t>('</w:t>
       </w:r>
@@ -5392,7 +6965,7 @@
           <w:rFonts w:ascii="Times New Roman" w:eastAsia="Times New Roman" w:hAnsi="Times New Roman" w:cs="Times New Roman"/>
           <w:sz w:val="28"/>
           <w:szCs w:val="28"/>
-          <w:lang w:eastAsia="ru-RU"/>
+          <w:lang w:val="en-US" w:eastAsia="ru-RU"/>
         </w:rPr>
         <w:t>');</w:t>
       </w:r>
@@ -5406,15 +6979,15 @@
           <w:rFonts w:ascii="Times New Roman" w:eastAsia="Times New Roman" w:hAnsi="Times New Roman" w:cs="Times New Roman"/>
           <w:sz w:val="28"/>
           <w:szCs w:val="28"/>
-          <w:lang w:eastAsia="ru-RU"/>
-        </w:rPr>
-      </w:pPr>
-      <w:r>
-        <w:rPr>
-          <w:rFonts w:ascii="Times New Roman" w:eastAsia="Times New Roman" w:hAnsi="Times New Roman" w:cs="Times New Roman"/>
-          <w:sz w:val="28"/>
-          <w:szCs w:val="28"/>
-          <w:lang w:eastAsia="ru-RU"/>
+          <w:lang w:val="en-US" w:eastAsia="ru-RU"/>
+        </w:rPr>
+      </w:pPr>
+      <w:r>
+        <w:rPr>
+          <w:rFonts w:ascii="Times New Roman" w:eastAsia="Times New Roman" w:hAnsi="Times New Roman" w:cs="Times New Roman"/>
+          <w:sz w:val="28"/>
+          <w:szCs w:val="28"/>
+          <w:lang w:val="en-US" w:eastAsia="ru-RU"/>
         </w:rPr>
         <w:t xml:space="preserve">    </w:t>
       </w:r>
@@ -5579,6 +7152,7 @@
       <w:r>
         <w:rPr>
           <w:rFonts w:ascii="Times New Roman" w:eastAsia="Times New Roman" w:hAnsi="Times New Roman" w:cs="Times New Roman"/>
+          <w:noProof/>
           <w:sz w:val="28"/>
           <w:szCs w:val="28"/>
           <w:lang w:eastAsia="ru-RU"/>
@@ -5813,9 +7387,36 @@
           <w:rFonts w:ascii="Times New Roman" w:eastAsia="Times New Roman" w:hAnsi="Times New Roman" w:cs="Times New Roman"/>
           <w:sz w:val="28"/>
           <w:szCs w:val="28"/>
+          <w:lang w:eastAsia="ru-RU"/>
+        </w:rPr>
+      </w:pPr>
+      <w:r>
+        <w:rPr>
+          <w:rFonts w:ascii="Times New Roman" w:eastAsia="Times New Roman" w:hAnsi="Times New Roman" w:cs="Times New Roman"/>
+          <w:sz w:val="28"/>
+          <w:szCs w:val="28"/>
+          <w:lang w:eastAsia="ru-RU"/>
+        </w:rPr>
+        <w:t>@</w:t>
+      </w:r>
+      <w:r>
+        <w:rPr>
+          <w:rFonts w:ascii="Times New Roman" w:eastAsia="Times New Roman" w:hAnsi="Times New Roman" w:cs="Times New Roman"/>
+          <w:sz w:val="28"/>
+          <w:szCs w:val="28"/>
           <w:lang w:val="en-US" w:eastAsia="ru-RU"/>
         </w:rPr>
-      </w:pPr>
+        <w:t>media</w:t>
+      </w:r>
+      <w:r>
+        <w:rPr>
+          <w:rFonts w:ascii="Times New Roman" w:eastAsia="Times New Roman" w:hAnsi="Times New Roman" w:cs="Times New Roman"/>
+          <w:sz w:val="28"/>
+          <w:szCs w:val="28"/>
+          <w:lang w:eastAsia="ru-RU"/>
+        </w:rPr>
+        <w:t xml:space="preserve"> (</w:t>
+      </w:r>
       <w:r>
         <w:rPr>
           <w:rFonts w:ascii="Times New Roman" w:eastAsia="Times New Roman" w:hAnsi="Times New Roman" w:cs="Times New Roman"/>
@@ -5823,21 +7424,35 @@
           <w:szCs w:val="28"/>
           <w:lang w:val="en-US" w:eastAsia="ru-RU"/>
         </w:rPr>
-        <w:t>@media (max-width: 768px) {</w:t>
-      </w:r>
-    </w:p>
-    <w:p>
-      <w:pPr>
-        <w:spacing w:after="0" w:line="360" w:lineRule="auto"/>
-        <w:ind w:firstLine="706"/>
-        <w:jc w:val="both"/>
+        <w:t>max</w:t>
+      </w:r>
+      <w:r>
+        <w:rPr>
+          <w:rFonts w:ascii="Times New Roman" w:eastAsia="Times New Roman" w:hAnsi="Times New Roman" w:cs="Times New Roman"/>
+          <w:sz w:val="28"/>
+          <w:szCs w:val="28"/>
+          <w:lang w:eastAsia="ru-RU"/>
+        </w:rPr>
+        <w:t>-</w:t>
+      </w:r>
+      <w:r>
         <w:rPr>
           <w:rFonts w:ascii="Times New Roman" w:eastAsia="Times New Roman" w:hAnsi="Times New Roman" w:cs="Times New Roman"/>
           <w:sz w:val="28"/>
           <w:szCs w:val="28"/>
           <w:lang w:val="en-US" w:eastAsia="ru-RU"/>
         </w:rPr>
-      </w:pPr>
+        <w:t>width</w:t>
+      </w:r>
+      <w:r>
+        <w:rPr>
+          <w:rFonts w:ascii="Times New Roman" w:eastAsia="Times New Roman" w:hAnsi="Times New Roman" w:cs="Times New Roman"/>
+          <w:sz w:val="28"/>
+          <w:szCs w:val="28"/>
+          <w:lang w:eastAsia="ru-RU"/>
+        </w:rPr>
+        <w:t>: 768</w:t>
+      </w:r>
       <w:r>
         <w:rPr>
           <w:rFonts w:ascii="Times New Roman" w:eastAsia="Times New Roman" w:hAnsi="Times New Roman" w:cs="Times New Roman"/>
@@ -5845,7 +7460,47 @@
           <w:szCs w:val="28"/>
           <w:lang w:val="en-US" w:eastAsia="ru-RU"/>
         </w:rPr>
-        <w:t xml:space="preserve">    nav { </w:t>
+        <w:t>px</w:t>
+      </w:r>
+      <w:r>
+        <w:rPr>
+          <w:rFonts w:ascii="Times New Roman" w:eastAsia="Times New Roman" w:hAnsi="Times New Roman" w:cs="Times New Roman"/>
+          <w:sz w:val="28"/>
+          <w:szCs w:val="28"/>
+          <w:lang w:eastAsia="ru-RU"/>
+        </w:rPr>
+        <w:t>) {</w:t>
+      </w:r>
+    </w:p>
+    <w:p>
+      <w:pPr>
+        <w:spacing w:after="0" w:line="360" w:lineRule="auto"/>
+        <w:ind w:firstLine="706"/>
+        <w:jc w:val="both"/>
+        <w:rPr>
+          <w:rFonts w:ascii="Times New Roman" w:eastAsia="Times New Roman" w:hAnsi="Times New Roman" w:cs="Times New Roman"/>
+          <w:sz w:val="28"/>
+          <w:szCs w:val="28"/>
+          <w:lang w:val="en-US" w:eastAsia="ru-RU"/>
+        </w:rPr>
+      </w:pPr>
+      <w:r>
+        <w:rPr>
+          <w:rFonts w:ascii="Times New Roman" w:eastAsia="Times New Roman" w:hAnsi="Times New Roman" w:cs="Times New Roman"/>
+          <w:sz w:val="28"/>
+          <w:szCs w:val="28"/>
+          <w:lang w:eastAsia="ru-RU"/>
+        </w:rPr>
+        <w:t xml:space="preserve">    </w:t>
+      </w:r>
+      <w:r>
+        <w:rPr>
+          <w:rFonts w:ascii="Times New Roman" w:eastAsia="Times New Roman" w:hAnsi="Times New Roman" w:cs="Times New Roman"/>
+          <w:sz w:val="28"/>
+          <w:szCs w:val="28"/>
+          <w:lang w:val="en-US" w:eastAsia="ru-RU"/>
+        </w:rPr>
+        <w:t xml:space="preserve">nav { </w:t>
       </w:r>
     </w:p>
     <w:p>
@@ -6301,8 +7956,6 @@
         </w:rPr>
         <w:t xml:space="preserve"> в режим одной колонки. Это гарантирует, что на экранах смартфонов карточки лекарств будут занимать всю доступную ширину, исключая необходимость </w:t>
       </w:r>
-      <w:bookmarkStart w:id="0" w:name="_GoBack"/>
-      <w:bookmarkEnd w:id="0"/>
       <w:r>
         <w:rPr>
           <w:rFonts w:ascii="Times New Roman" w:eastAsia="Times New Roman" w:hAnsi="Times New Roman" w:cs="Times New Roman"/>
@@ -6341,6 +7994,7 @@
       <w:r>
         <w:rPr>
           <w:rFonts w:ascii="Times New Roman" w:eastAsia="Times New Roman" w:hAnsi="Times New Roman" w:cs="Times New Roman"/>
+          <w:noProof/>
           <w:sz w:val="28"/>
           <w:szCs w:val="28"/>
           <w:lang w:eastAsia="ru-RU"/>
@@ -7807,23 +9461,8 @@
           <w:szCs w:val="28"/>
           <w:lang w:eastAsia="ru-RU"/>
         </w:rPr>
-        <w:br w:type="page"/>
-      </w:r>
-    </w:p>
-    <w:p>
-      <w:pPr>
-        <w:spacing w:after="0" w:line="360" w:lineRule="auto"/>
-        <w:ind w:left="360" w:firstLine="706"/>
-        <w:contextualSpacing/>
-        <w:jc w:val="both"/>
-        <w:rPr>
-          <w:rFonts w:ascii="Times New Roman" w:eastAsia="Times New Roman" w:hAnsi="Times New Roman" w:cs="Times New Roman"/>
-          <w:b/>
-          <w:sz w:val="28"/>
-          <w:szCs w:val="28"/>
-          <w:lang w:eastAsia="ru-RU"/>
-        </w:rPr>
-      </w:pPr>
+        <w:t xml:space="preserve">                </w:t>
+      </w:r>
       <w:r>
         <w:rPr>
           <w:rFonts w:ascii="Times New Roman" w:eastAsia="Times New Roman" w:hAnsi="Times New Roman" w:cs="Times New Roman"/>
@@ -7834,7 +9473,6 @@
           <w:szCs w:val="28"/>
           <w:lang w:eastAsia="ru-RU"/>
         </w:rPr>
-        <w:lastRenderedPageBreak/>
         <w:t xml:space="preserve">3.2.1. Оценка скорости загрузки по метрикам Web Vitals </w:t>
       </w:r>
     </w:p>
@@ -7858,7 +9496,17 @@
           <w:szCs w:val="28"/>
           <w:lang w:eastAsia="ru-RU"/>
         </w:rPr>
-        <w:t>Для оценки эффективности системы было проведено тестирование с помощью инструмента Google Lighthouse. Основной показатель LCP (Largest Contentful Paint), отвечающий за скорость отрисовки самого крупного объекта на экране, составил 0.8 сек. Это значительно ниже порогового значения в 2.5 сек, рекомендуемого для современных веб-систем. Отсутствие блокирующих рендеринг внешних скриптов позволяет пользователю приступать к поиску лекарств практически мгновенно после открытия страницы.</w:t>
+        <w:t xml:space="preserve">Для оценки эффективности системы было проведено тестирование с помощью инструмента Google Lighthouse. Основной показатель LCP (Largest Contentful Paint), отвечающий за скорость отрисовки самого крупного объекта на экране, составил 0.8 сек. Это значительно ниже порогового значения в 2.5 сек, рекомендуемого для современных веб-систем. Отсутствие блокирующих рендеринг </w:t>
+      </w:r>
+      <w:r>
+        <w:rPr>
+          <w:rFonts w:ascii="Times New Roman" w:eastAsia="Times New Roman" w:hAnsi="Times New Roman" w:cs="Times New Roman"/>
+          <w:sz w:val="28"/>
+          <w:szCs w:val="28"/>
+          <w:lang w:eastAsia="ru-RU"/>
+        </w:rPr>
+        <w:lastRenderedPageBreak/>
+        <w:t>внешних скриптов позволяет пользователю приступать к поиску лекарств практически мгновенно после открытия страницы.</w:t>
       </w:r>
     </w:p>
     <w:p>
@@ -7880,6 +9528,7 @@
         <w:jc w:val="both"/>
         <w:rPr>
           <w:rFonts w:ascii="Times New Roman" w:eastAsia="Times New Roman" w:hAnsi="Times New Roman" w:cs="Times New Roman"/>
+          <w:b/>
           <w:sz w:val="28"/>
           <w:szCs w:val="28"/>
           <w:lang w:eastAsia="ru-RU"/>
@@ -7906,11 +9555,21 @@
       </w:r>
       <w:r>
         <w:rPr>
-          <w:rFonts w:ascii="Times New Roman" w:hAnsi="Times New Roman" w:cs="Times New Roman"/>
-          <w:sz w:val="28"/>
-          <w:szCs w:val="28"/>
-        </w:rPr>
-        <w:t>ЗАКЛЮЧЕНИЕ</w:t>
+          <w:rFonts w:ascii="Times New Roman" w:eastAsia="Times New Roman" w:hAnsi="Times New Roman" w:cs="Times New Roman"/>
+          <w:sz w:val="28"/>
+          <w:szCs w:val="28"/>
+          <w:lang w:eastAsia="ru-RU"/>
+        </w:rPr>
+        <w:t xml:space="preserve">                                       </w:t>
+      </w:r>
+      <w:r>
+        <w:rPr>
+          <w:rFonts w:ascii="Times New Roman" w:hAnsi="Times New Roman" w:cs="Times New Roman"/>
+          <w:b/>
+          <w:sz w:val="28"/>
+          <w:szCs w:val="28"/>
+        </w:rPr>
+        <w:t>РЕЗУЛЬТАТ</w:t>
       </w:r>
     </w:p>
     <w:p>
@@ -8100,34 +9759,35 @@
     </w:p>
     <w:p>
       <w:pPr>
-        <w:rPr>
-          <w:rFonts w:ascii="Times New Roman" w:eastAsia="Times New Roman" w:hAnsi="Times New Roman" w:cs="Times New Roman"/>
-          <w:sz w:val="28"/>
-          <w:szCs w:val="28"/>
-          <w:lang w:eastAsia="ru-RU"/>
-        </w:rPr>
-      </w:pPr>
-    </w:p>
-    <w:p>
-      <w:pPr>
-        <w:spacing w:after="0" w:line="360" w:lineRule="auto"/>
-        <w:ind w:firstLine="706"/>
-        <w:jc w:val="both"/>
-        <w:rPr>
-          <w:rFonts w:ascii="Times New Roman" w:eastAsia="Times New Roman" w:hAnsi="Times New Roman" w:cs="Times New Roman"/>
-          <w:sz w:val="28"/>
-          <w:szCs w:val="28"/>
-          <w:lang w:eastAsia="ru-RU"/>
-        </w:rPr>
-      </w:pPr>
-      <w:r>
-        <w:rPr>
-          <w:rFonts w:ascii="Times New Roman" w:eastAsia="Times New Roman" w:hAnsi="Times New Roman" w:cs="Times New Roman"/>
-          <w:sz w:val="28"/>
-          <w:szCs w:val="28"/>
-          <w:lang w:eastAsia="ru-RU"/>
-        </w:rPr>
-        <w:t>Список литературы</w:t>
+        <w:spacing w:after="0" w:line="360" w:lineRule="auto"/>
+        <w:jc w:val="both"/>
+        <w:rPr>
+          <w:rFonts w:ascii="Times New Roman" w:eastAsia="Times New Roman" w:hAnsi="Times New Roman" w:cs="Times New Roman"/>
+          <w:b/>
+          <w:sz w:val="28"/>
+          <w:szCs w:val="28"/>
+          <w:lang w:eastAsia="ru-RU"/>
+        </w:rPr>
+      </w:pPr>
+      <w:r>
+        <w:rPr>
+          <w:rFonts w:ascii="Times New Roman" w:eastAsia="Times New Roman" w:hAnsi="Times New Roman" w:cs="Times New Roman"/>
+          <w:sz w:val="28"/>
+          <w:szCs w:val="28"/>
+          <w:lang w:eastAsia="ru-RU"/>
+        </w:rPr>
+        <w:lastRenderedPageBreak/>
+        <w:t xml:space="preserve">                                                 </w:t>
+      </w:r>
+      <w:r>
+        <w:rPr>
+          <w:rFonts w:ascii="Times New Roman" w:eastAsia="Times New Roman" w:hAnsi="Times New Roman" w:cs="Times New Roman"/>
+          <w:b/>
+          <w:sz w:val="28"/>
+          <w:szCs w:val="28"/>
+          <w:lang w:eastAsia="ru-RU"/>
+        </w:rPr>
+        <w:t>ЛИТЕРАТУРА</w:t>
       </w:r>
     </w:p>
     <w:p>
@@ -8544,6 +10204,192 @@
           <w:lang w:eastAsia="ru-RU"/>
         </w:rPr>
       </w:pPr>
+    </w:p>
+    <w:p>
+      <w:pPr>
+        <w:spacing w:after="0" w:line="360" w:lineRule="auto"/>
+        <w:jc w:val="both"/>
+        <w:rPr>
+          <w:rFonts w:ascii="Times New Roman" w:eastAsia="Times New Roman" w:hAnsi="Times New Roman" w:cs="Times New Roman"/>
+          <w:sz w:val="28"/>
+          <w:szCs w:val="28"/>
+          <w:lang w:eastAsia="ru-RU"/>
+        </w:rPr>
+      </w:pPr>
+    </w:p>
+    <w:p>
+      <w:pPr>
+        <w:spacing w:after="0" w:line="360" w:lineRule="auto"/>
+        <w:jc w:val="both"/>
+        <w:rPr>
+          <w:rFonts w:ascii="Times New Roman" w:eastAsia="Times New Roman" w:hAnsi="Times New Roman" w:cs="Times New Roman"/>
+          <w:sz w:val="28"/>
+          <w:szCs w:val="28"/>
+          <w:lang w:eastAsia="ru-RU"/>
+        </w:rPr>
+      </w:pPr>
+    </w:p>
+    <w:p>
+      <w:pPr>
+        <w:ind w:left="2124" w:firstLine="708"/>
+        <w:jc w:val="both"/>
+        <w:rPr>
+          <w:rFonts w:ascii="Times New Roman" w:hAnsi="Times New Roman" w:cs="Times New Roman"/>
+          <w:b/>
+          <w:bCs/>
+          <w:sz w:val="28"/>
+          <w:szCs w:val="28"/>
+        </w:rPr>
+      </w:pPr>
+      <w:r>
+        <w:rPr>
+          <w:rFonts w:ascii="Times New Roman" w:hAnsi="Times New Roman" w:cs="Times New Roman"/>
+          <w:b/>
+          <w:bCs/>
+          <w:sz w:val="28"/>
+          <w:szCs w:val="28"/>
+        </w:rPr>
+        <w:lastRenderedPageBreak/>
+        <w:t xml:space="preserve">  </w:t>
+      </w:r>
+      <w:r>
+        <w:rPr>
+          <w:rFonts w:ascii="Times New Roman" w:hAnsi="Times New Roman" w:cs="Times New Roman"/>
+          <w:b/>
+          <w:bCs/>
+          <w:sz w:val="28"/>
+          <w:szCs w:val="28"/>
+        </w:rPr>
+        <w:t xml:space="preserve"> ПРИЛОЖЕНИЯ</w:t>
+      </w:r>
+    </w:p>
+    <w:p>
+      <w:pPr>
+        <w:jc w:val="both"/>
+        <w:rPr>
+          <w:rFonts w:ascii="Times New Roman" w:hAnsi="Times New Roman" w:cs="Times New Roman"/>
+          <w:sz w:val="28"/>
+          <w:szCs w:val="28"/>
+        </w:rPr>
+      </w:pPr>
+      <w:r>
+        <w:rPr>
+          <w:rFonts w:ascii="Times New Roman" w:hAnsi="Times New Roman" w:cs="Times New Roman"/>
+          <w:sz w:val="28"/>
+          <w:szCs w:val="28"/>
+        </w:rPr>
+        <w:t>Репозиторий:</w:t>
+      </w:r>
+    </w:p>
+    <w:p>
+      <w:pPr>
+        <w:jc w:val="both"/>
+        <w:rPr>
+          <w:rFonts w:ascii="Times New Roman" w:hAnsi="Times New Roman" w:cs="Times New Roman"/>
+          <w:sz w:val="28"/>
+          <w:szCs w:val="28"/>
+        </w:rPr>
+      </w:pPr>
+    </w:p>
+    <w:p>
+      <w:pPr>
+        <w:pStyle w:val="a6"/>
+        <w:numPr>
+          <w:ilvl w:val="0"/>
+          <w:numId w:val="11"/>
+        </w:numPr>
+        <w:jc w:val="both"/>
+        <w:rPr>
+          <w:rFonts w:ascii="Times New Roman" w:hAnsi="Times New Roman" w:cs="Times New Roman"/>
+          <w:sz w:val="28"/>
+          <w:szCs w:val="28"/>
+        </w:rPr>
+      </w:pPr>
+      <w:r>
+        <w:rPr>
+          <w:rFonts w:ascii="Times New Roman" w:hAnsi="Times New Roman" w:cs="Times New Roman"/>
+          <w:sz w:val="28"/>
+          <w:szCs w:val="28"/>
+        </w:rPr>
+        <w:t>https://github.com/vusalnsrllv/Pharmacy_Information_System_Vusal</w:t>
+      </w:r>
+    </w:p>
+    <w:p>
+      <w:pPr>
+        <w:jc w:val="both"/>
+        <w:rPr>
+          <w:rFonts w:ascii="Times New Roman" w:hAnsi="Times New Roman" w:cs="Times New Roman"/>
+          <w:sz w:val="28"/>
+          <w:szCs w:val="28"/>
+        </w:rPr>
+      </w:pPr>
+      <w:r>
+        <w:rPr>
+          <w:rFonts w:ascii="Times New Roman" w:hAnsi="Times New Roman" w:cs="Times New Roman"/>
+          <w:sz w:val="28"/>
+          <w:szCs w:val="28"/>
+        </w:rPr>
+        <w:t xml:space="preserve">Страница сайта на хостинге </w:t>
+      </w:r>
+      <w:r>
+        <w:rPr>
+          <w:rFonts w:ascii="Times New Roman" w:hAnsi="Times New Roman" w:cs="Times New Roman"/>
+          <w:sz w:val="28"/>
+          <w:szCs w:val="28"/>
+          <w:lang w:val="en-US"/>
+        </w:rPr>
+        <w:t>GitHub</w:t>
+      </w:r>
+      <w:r>
+        <w:rPr>
+          <w:rFonts w:ascii="Times New Roman" w:hAnsi="Times New Roman" w:cs="Times New Roman"/>
+          <w:sz w:val="28"/>
+          <w:szCs w:val="28"/>
+        </w:rPr>
+        <w:t xml:space="preserve"> </w:t>
+      </w:r>
+      <w:r>
+        <w:rPr>
+          <w:rFonts w:ascii="Times New Roman" w:hAnsi="Times New Roman" w:cs="Times New Roman"/>
+          <w:sz w:val="28"/>
+          <w:szCs w:val="28"/>
+          <w:lang w:val="en-US"/>
+        </w:rPr>
+        <w:t>Pages</w:t>
+      </w:r>
+      <w:r>
+        <w:rPr>
+          <w:rFonts w:ascii="Times New Roman" w:hAnsi="Times New Roman" w:cs="Times New Roman"/>
+          <w:sz w:val="28"/>
+          <w:szCs w:val="28"/>
+        </w:rPr>
+        <w:t>:</w:t>
+      </w:r>
+    </w:p>
+    <w:p>
+      <w:pPr>
+        <w:pStyle w:val="a6"/>
+        <w:numPr>
+          <w:ilvl w:val="0"/>
+          <w:numId w:val="11"/>
+        </w:numPr>
+        <w:spacing w:after="0" w:line="360" w:lineRule="auto"/>
+        <w:jc w:val="both"/>
+        <w:rPr>
+          <w:rFonts w:ascii="Times New Roman" w:eastAsia="Times New Roman" w:hAnsi="Times New Roman" w:cs="Times New Roman"/>
+          <w:sz w:val="28"/>
+          <w:szCs w:val="28"/>
+          <w:lang w:eastAsia="ru-RU"/>
+        </w:rPr>
+      </w:pPr>
+      <w:r>
+        <w:rPr>
+          <w:rFonts w:ascii="Times New Roman" w:hAnsi="Times New Roman" w:cs="Times New Roman"/>
+          <w:sz w:val="28"/>
+          <w:szCs w:val="28"/>
+        </w:rPr>
+        <w:t>https://github.com/vusalnsrllv/Pharmacy_Information_System_Vusal/blob/main/pharmacy_system.html</w:t>
+      </w:r>
     </w:p>
     <w:sectPr>
       <w:pgSz w:w="11906" w:h="16838"/>
@@ -8558,6 +10404,232 @@
 <file path=word/numbering.xml><?xml version="1.0" encoding="utf-8"?>
 <w:numbering xmlns:wpc="http://schemas.microsoft.com/office/word/2010/wordprocessingCanvas" xmlns:cx="http://schemas.microsoft.com/office/drawing/2014/chartex" xmlns:mc="http://schemas.openxmlformats.org/markup-compatibility/2006" xmlns:o="urn:schemas-microsoft-com:office:office" xmlns:r="http://schemas.openxmlformats.org/officeDocument/2006/relationships" xmlns:m="http://schemas.openxmlformats.org/officeDocument/2006/math" xmlns:v="urn:schemas-microsoft-com:vml" xmlns:wp14="http://schemas.microsoft.com/office/word/2010/wordprocessingDrawing" xmlns:wp="http://schemas.openxmlformats.org/drawingml/2006/wordprocessingDrawing" xmlns:w10="urn:schemas-microsoft-com:office:word" xmlns:w="http://schemas.openxmlformats.org/wordprocessingml/2006/main" xmlns:w14="http://schemas.microsoft.com/office/word/2010/wordml" xmlns:w15="http://schemas.microsoft.com/office/word/2012/wordml" xmlns:w16se="http://schemas.microsoft.com/office/word/2015/wordml/symex" xmlns:wpg="http://schemas.microsoft.com/office/word/2010/wordprocessingGroup" xmlns:wpi="http://schemas.microsoft.com/office/word/2010/wordprocessingInk" xmlns:wne="http://schemas.microsoft.com/office/word/2006/wordml" xmlns:wps="http://schemas.microsoft.com/office/word/2010/wordprocessingShape" mc:Ignorable="w14 w15 w16se wp14">
   <w:abstractNum w:abstractNumId="0" w15:restartNumberingAfterBreak="0">
+    <w:nsid w:val="1EB83579"/>
+    <w:multiLevelType w:val="hybridMultilevel"/>
+    <w:tmpl w:val="A3522584"/>
+    <w:lvl w:ilvl="0" w:tplc="04190001">
+      <w:start w:val="1"/>
+      <w:numFmt w:val="bullet"/>
+      <w:lvlText w:val=""/>
+      <w:lvlJc w:val="left"/>
+      <w:pPr>
+        <w:ind w:left="786" w:hanging="360"/>
+      </w:pPr>
+      <w:rPr>
+        <w:rFonts w:ascii="Symbol" w:hAnsi="Symbol" w:hint="default"/>
+      </w:rPr>
+    </w:lvl>
+    <w:lvl w:ilvl="1" w:tplc="04190003" w:tentative="1">
+      <w:start w:val="1"/>
+      <w:numFmt w:val="bullet"/>
+      <w:lvlText w:val="o"/>
+      <w:lvlJc w:val="left"/>
+      <w:pPr>
+        <w:ind w:left="1506" w:hanging="360"/>
+      </w:pPr>
+      <w:rPr>
+        <w:rFonts w:ascii="Courier New" w:hAnsi="Courier New" w:cs="Courier New" w:hint="default"/>
+      </w:rPr>
+    </w:lvl>
+    <w:lvl w:ilvl="2" w:tplc="04190005" w:tentative="1">
+      <w:start w:val="1"/>
+      <w:numFmt w:val="bullet"/>
+      <w:lvlText w:val=""/>
+      <w:lvlJc w:val="left"/>
+      <w:pPr>
+        <w:ind w:left="2226" w:hanging="360"/>
+      </w:pPr>
+      <w:rPr>
+        <w:rFonts w:ascii="Wingdings" w:hAnsi="Wingdings" w:hint="default"/>
+      </w:rPr>
+    </w:lvl>
+    <w:lvl w:ilvl="3" w:tplc="04190001" w:tentative="1">
+      <w:start w:val="1"/>
+      <w:numFmt w:val="bullet"/>
+      <w:lvlText w:val=""/>
+      <w:lvlJc w:val="left"/>
+      <w:pPr>
+        <w:ind w:left="2946" w:hanging="360"/>
+      </w:pPr>
+      <w:rPr>
+        <w:rFonts w:ascii="Symbol" w:hAnsi="Symbol" w:hint="default"/>
+      </w:rPr>
+    </w:lvl>
+    <w:lvl w:ilvl="4" w:tplc="04190003" w:tentative="1">
+      <w:start w:val="1"/>
+      <w:numFmt w:val="bullet"/>
+      <w:lvlText w:val="o"/>
+      <w:lvlJc w:val="left"/>
+      <w:pPr>
+        <w:ind w:left="3666" w:hanging="360"/>
+      </w:pPr>
+      <w:rPr>
+        <w:rFonts w:ascii="Courier New" w:hAnsi="Courier New" w:cs="Courier New" w:hint="default"/>
+      </w:rPr>
+    </w:lvl>
+    <w:lvl w:ilvl="5" w:tplc="04190005" w:tentative="1">
+      <w:start w:val="1"/>
+      <w:numFmt w:val="bullet"/>
+      <w:lvlText w:val=""/>
+      <w:lvlJc w:val="left"/>
+      <w:pPr>
+        <w:ind w:left="4386" w:hanging="360"/>
+      </w:pPr>
+      <w:rPr>
+        <w:rFonts w:ascii="Wingdings" w:hAnsi="Wingdings" w:hint="default"/>
+      </w:rPr>
+    </w:lvl>
+    <w:lvl w:ilvl="6" w:tplc="04190001" w:tentative="1">
+      <w:start w:val="1"/>
+      <w:numFmt w:val="bullet"/>
+      <w:lvlText w:val=""/>
+      <w:lvlJc w:val="left"/>
+      <w:pPr>
+        <w:ind w:left="5106" w:hanging="360"/>
+      </w:pPr>
+      <w:rPr>
+        <w:rFonts w:ascii="Symbol" w:hAnsi="Symbol" w:hint="default"/>
+      </w:rPr>
+    </w:lvl>
+    <w:lvl w:ilvl="7" w:tplc="04190003" w:tentative="1">
+      <w:start w:val="1"/>
+      <w:numFmt w:val="bullet"/>
+      <w:lvlText w:val="o"/>
+      <w:lvlJc w:val="left"/>
+      <w:pPr>
+        <w:ind w:left="5826" w:hanging="360"/>
+      </w:pPr>
+      <w:rPr>
+        <w:rFonts w:ascii="Courier New" w:hAnsi="Courier New" w:cs="Courier New" w:hint="default"/>
+      </w:rPr>
+    </w:lvl>
+    <w:lvl w:ilvl="8" w:tplc="04190005" w:tentative="1">
+      <w:start w:val="1"/>
+      <w:numFmt w:val="bullet"/>
+      <w:lvlText w:val=""/>
+      <w:lvlJc w:val="left"/>
+      <w:pPr>
+        <w:ind w:left="6546" w:hanging="360"/>
+      </w:pPr>
+      <w:rPr>
+        <w:rFonts w:ascii="Wingdings" w:hAnsi="Wingdings" w:hint="default"/>
+      </w:rPr>
+    </w:lvl>
+  </w:abstractNum>
+  <w:abstractNum w:abstractNumId="1" w15:restartNumberingAfterBreak="0">
+    <w:nsid w:val="3B614778"/>
+    <w:multiLevelType w:val="hybridMultilevel"/>
+    <w:tmpl w:val="F934DA10"/>
+    <w:lvl w:ilvl="0" w:tplc="04190001">
+      <w:start w:val="1"/>
+      <w:numFmt w:val="bullet"/>
+      <w:lvlText w:val=""/>
+      <w:lvlJc w:val="left"/>
+      <w:pPr>
+        <w:ind w:left="720" w:hanging="360"/>
+      </w:pPr>
+      <w:rPr>
+        <w:rFonts w:ascii="Symbol" w:hAnsi="Symbol" w:hint="default"/>
+      </w:rPr>
+    </w:lvl>
+    <w:lvl w:ilvl="1" w:tplc="04190003" w:tentative="1">
+      <w:start w:val="1"/>
+      <w:numFmt w:val="bullet"/>
+      <w:lvlText w:val="o"/>
+      <w:lvlJc w:val="left"/>
+      <w:pPr>
+        <w:ind w:left="1440" w:hanging="360"/>
+      </w:pPr>
+      <w:rPr>
+        <w:rFonts w:ascii="Courier New" w:hAnsi="Courier New" w:cs="Courier New" w:hint="default"/>
+      </w:rPr>
+    </w:lvl>
+    <w:lvl w:ilvl="2" w:tplc="04190005" w:tentative="1">
+      <w:start w:val="1"/>
+      <w:numFmt w:val="bullet"/>
+      <w:lvlText w:val=""/>
+      <w:lvlJc w:val="left"/>
+      <w:pPr>
+        <w:ind w:left="2160" w:hanging="360"/>
+      </w:pPr>
+      <w:rPr>
+        <w:rFonts w:ascii="Wingdings" w:hAnsi="Wingdings" w:hint="default"/>
+      </w:rPr>
+    </w:lvl>
+    <w:lvl w:ilvl="3" w:tplc="04190001" w:tentative="1">
+      <w:start w:val="1"/>
+      <w:numFmt w:val="bullet"/>
+      <w:lvlText w:val=""/>
+      <w:lvlJc w:val="left"/>
+      <w:pPr>
+        <w:ind w:left="2880" w:hanging="360"/>
+      </w:pPr>
+      <w:rPr>
+        <w:rFonts w:ascii="Symbol" w:hAnsi="Symbol" w:hint="default"/>
+      </w:rPr>
+    </w:lvl>
+    <w:lvl w:ilvl="4" w:tplc="04190003" w:tentative="1">
+      <w:start w:val="1"/>
+      <w:numFmt w:val="bullet"/>
+      <w:lvlText w:val="o"/>
+      <w:lvlJc w:val="left"/>
+      <w:pPr>
+        <w:ind w:left="3600" w:hanging="360"/>
+      </w:pPr>
+      <w:rPr>
+        <w:rFonts w:ascii="Courier New" w:hAnsi="Courier New" w:cs="Courier New" w:hint="default"/>
+      </w:rPr>
+    </w:lvl>
+    <w:lvl w:ilvl="5" w:tplc="04190005" w:tentative="1">
+      <w:start w:val="1"/>
+      <w:numFmt w:val="bullet"/>
+      <w:lvlText w:val=""/>
+      <w:lvlJc w:val="left"/>
+      <w:pPr>
+        <w:ind w:left="4320" w:hanging="360"/>
+      </w:pPr>
+      <w:rPr>
+        <w:rFonts w:ascii="Wingdings" w:hAnsi="Wingdings" w:hint="default"/>
+      </w:rPr>
+    </w:lvl>
+    <w:lvl w:ilvl="6" w:tplc="04190001" w:tentative="1">
+      <w:start w:val="1"/>
+      <w:numFmt w:val="bullet"/>
+      <w:lvlText w:val=""/>
+      <w:lvlJc w:val="left"/>
+      <w:pPr>
+        <w:ind w:left="5040" w:hanging="360"/>
+      </w:pPr>
+      <w:rPr>
+        <w:rFonts w:ascii="Symbol" w:hAnsi="Symbol" w:hint="default"/>
+      </w:rPr>
+    </w:lvl>
+    <w:lvl w:ilvl="7" w:tplc="04190003" w:tentative="1">
+      <w:start w:val="1"/>
+      <w:numFmt w:val="bullet"/>
+      <w:lvlText w:val="o"/>
+      <w:lvlJc w:val="left"/>
+      <w:pPr>
+        <w:ind w:left="5760" w:hanging="360"/>
+      </w:pPr>
+      <w:rPr>
+        <w:rFonts w:ascii="Courier New" w:hAnsi="Courier New" w:cs="Courier New" w:hint="default"/>
+      </w:rPr>
+    </w:lvl>
+    <w:lvl w:ilvl="8" w:tplc="04190005" w:tentative="1">
+      <w:start w:val="1"/>
+      <w:numFmt w:val="bullet"/>
+      <w:lvlText w:val=""/>
+      <w:lvlJc w:val="left"/>
+      <w:pPr>
+        <w:ind w:left="6480" w:hanging="360"/>
+      </w:pPr>
+      <w:rPr>
+        <w:rFonts w:ascii="Wingdings" w:hAnsi="Wingdings" w:hint="default"/>
+      </w:rPr>
+    </w:lvl>
+  </w:abstractNum>
+  <w:abstractNum w:abstractNumId="2" w15:restartNumberingAfterBreak="0">
     <w:nsid w:val="3C3033C3"/>
     <w:multiLevelType w:val="multilevel"/>
     <w:tmpl w:val="0C36F7E8"/>
@@ -8706,7 +10778,7 @@
       </w:rPr>
     </w:lvl>
   </w:abstractNum>
-  <w:abstractNum w:abstractNumId="1" w15:restartNumberingAfterBreak="0">
+  <w:abstractNum w:abstractNumId="3" w15:restartNumberingAfterBreak="0">
     <w:nsid w:val="3C624901"/>
     <w:multiLevelType w:val="multilevel"/>
     <w:tmpl w:val="BA18D508"/>
@@ -8819,7 +10891,7 @@
       </w:pPr>
     </w:lvl>
   </w:abstractNum>
-  <w:abstractNum w:abstractNumId="2" w15:restartNumberingAfterBreak="0">
+  <w:abstractNum w:abstractNumId="4" w15:restartNumberingAfterBreak="0">
     <w:nsid w:val="418846F6"/>
     <w:multiLevelType w:val="multilevel"/>
     <w:tmpl w:val="2288267E"/>
@@ -8932,7 +11004,7 @@
       </w:pPr>
     </w:lvl>
   </w:abstractNum>
-  <w:abstractNum w:abstractNumId="3" w15:restartNumberingAfterBreak="0">
+  <w:abstractNum w:abstractNumId="5" w15:restartNumberingAfterBreak="0">
     <w:nsid w:val="44885323"/>
     <w:multiLevelType w:val="multilevel"/>
     <w:tmpl w:val="33AA8B24"/>
@@ -9045,7 +11117,7 @@
       </w:pPr>
     </w:lvl>
   </w:abstractNum>
-  <w:abstractNum w:abstractNumId="4" w15:restartNumberingAfterBreak="0">
+  <w:abstractNum w:abstractNumId="6" w15:restartNumberingAfterBreak="0">
     <w:nsid w:val="4E067322"/>
     <w:multiLevelType w:val="multilevel"/>
     <w:tmpl w:val="6CFEEBD2"/>
@@ -9158,7 +11230,7 @@
       </w:pPr>
     </w:lvl>
   </w:abstractNum>
-  <w:abstractNum w:abstractNumId="5" w15:restartNumberingAfterBreak="0">
+  <w:abstractNum w:abstractNumId="7" w15:restartNumberingAfterBreak="0">
     <w:nsid w:val="4F3C7E97"/>
     <w:multiLevelType w:val="multilevel"/>
     <w:tmpl w:val="7E5CEFDC"/>
@@ -9271,7 +11343,7 @@
       </w:pPr>
     </w:lvl>
   </w:abstractNum>
-  <w:abstractNum w:abstractNumId="6" w15:restartNumberingAfterBreak="0">
+  <w:abstractNum w:abstractNumId="8" w15:restartNumberingAfterBreak="0">
     <w:nsid w:val="50C302DD"/>
     <w:multiLevelType w:val="multilevel"/>
     <w:tmpl w:val="062AD4C2"/>
@@ -9384,7 +11456,120 @@
       </w:pPr>
     </w:lvl>
   </w:abstractNum>
-  <w:abstractNum w:abstractNumId="7" w15:restartNumberingAfterBreak="0">
+  <w:abstractNum w:abstractNumId="9" w15:restartNumberingAfterBreak="0">
+    <w:nsid w:val="6F956F78"/>
+    <w:multiLevelType w:val="hybridMultilevel"/>
+    <w:tmpl w:val="F37C63A2"/>
+    <w:lvl w:ilvl="0" w:tplc="04190001">
+      <w:start w:val="1"/>
+      <w:numFmt w:val="bullet"/>
+      <w:lvlText w:val=""/>
+      <w:lvlJc w:val="left"/>
+      <w:pPr>
+        <w:ind w:left="720" w:hanging="360"/>
+      </w:pPr>
+      <w:rPr>
+        <w:rFonts w:ascii="Symbol" w:hAnsi="Symbol" w:hint="default"/>
+      </w:rPr>
+    </w:lvl>
+    <w:lvl w:ilvl="1" w:tplc="04190003" w:tentative="1">
+      <w:start w:val="1"/>
+      <w:numFmt w:val="bullet"/>
+      <w:lvlText w:val="o"/>
+      <w:lvlJc w:val="left"/>
+      <w:pPr>
+        <w:ind w:left="1440" w:hanging="360"/>
+      </w:pPr>
+      <w:rPr>
+        <w:rFonts w:ascii="Courier New" w:hAnsi="Courier New" w:cs="Courier New" w:hint="default"/>
+      </w:rPr>
+    </w:lvl>
+    <w:lvl w:ilvl="2" w:tplc="04190005" w:tentative="1">
+      <w:start w:val="1"/>
+      <w:numFmt w:val="bullet"/>
+      <w:lvlText w:val=""/>
+      <w:lvlJc w:val="left"/>
+      <w:pPr>
+        <w:ind w:left="2160" w:hanging="360"/>
+      </w:pPr>
+      <w:rPr>
+        <w:rFonts w:ascii="Wingdings" w:hAnsi="Wingdings" w:hint="default"/>
+      </w:rPr>
+    </w:lvl>
+    <w:lvl w:ilvl="3" w:tplc="04190001" w:tentative="1">
+      <w:start w:val="1"/>
+      <w:numFmt w:val="bullet"/>
+      <w:lvlText w:val=""/>
+      <w:lvlJc w:val="left"/>
+      <w:pPr>
+        <w:ind w:left="2880" w:hanging="360"/>
+      </w:pPr>
+      <w:rPr>
+        <w:rFonts w:ascii="Symbol" w:hAnsi="Symbol" w:hint="default"/>
+      </w:rPr>
+    </w:lvl>
+    <w:lvl w:ilvl="4" w:tplc="04190003" w:tentative="1">
+      <w:start w:val="1"/>
+      <w:numFmt w:val="bullet"/>
+      <w:lvlText w:val="o"/>
+      <w:lvlJc w:val="left"/>
+      <w:pPr>
+        <w:ind w:left="3600" w:hanging="360"/>
+      </w:pPr>
+      <w:rPr>
+        <w:rFonts w:ascii="Courier New" w:hAnsi="Courier New" w:cs="Courier New" w:hint="default"/>
+      </w:rPr>
+    </w:lvl>
+    <w:lvl w:ilvl="5" w:tplc="04190005" w:tentative="1">
+      <w:start w:val="1"/>
+      <w:numFmt w:val="bullet"/>
+      <w:lvlText w:val=""/>
+      <w:lvlJc w:val="left"/>
+      <w:pPr>
+        <w:ind w:left="4320" w:hanging="360"/>
+      </w:pPr>
+      <w:rPr>
+        <w:rFonts w:ascii="Wingdings" w:hAnsi="Wingdings" w:hint="default"/>
+      </w:rPr>
+    </w:lvl>
+    <w:lvl w:ilvl="6" w:tplc="04190001" w:tentative="1">
+      <w:start w:val="1"/>
+      <w:numFmt w:val="bullet"/>
+      <w:lvlText w:val=""/>
+      <w:lvlJc w:val="left"/>
+      <w:pPr>
+        <w:ind w:left="5040" w:hanging="360"/>
+      </w:pPr>
+      <w:rPr>
+        <w:rFonts w:ascii="Symbol" w:hAnsi="Symbol" w:hint="default"/>
+      </w:rPr>
+    </w:lvl>
+    <w:lvl w:ilvl="7" w:tplc="04190003" w:tentative="1">
+      <w:start w:val="1"/>
+      <w:numFmt w:val="bullet"/>
+      <w:lvlText w:val="o"/>
+      <w:lvlJc w:val="left"/>
+      <w:pPr>
+        <w:ind w:left="5760" w:hanging="360"/>
+      </w:pPr>
+      <w:rPr>
+        <w:rFonts w:ascii="Courier New" w:hAnsi="Courier New" w:cs="Courier New" w:hint="default"/>
+      </w:rPr>
+    </w:lvl>
+    <w:lvl w:ilvl="8" w:tplc="04190005" w:tentative="1">
+      <w:start w:val="1"/>
+      <w:numFmt w:val="bullet"/>
+      <w:lvlText w:val=""/>
+      <w:lvlJc w:val="left"/>
+      <w:pPr>
+        <w:ind w:left="6480" w:hanging="360"/>
+      </w:pPr>
+      <w:rPr>
+        <w:rFonts w:ascii="Wingdings" w:hAnsi="Wingdings" w:hint="default"/>
+      </w:rPr>
+    </w:lvl>
+  </w:abstractNum>
+  <w:abstractNum w:abstractNumId="10" w15:restartNumberingAfterBreak="0">
     <w:nsid w:val="735D77DE"/>
     <w:multiLevelType w:val="multilevel"/>
     <w:tmpl w:val="B72A3810"/>
@@ -9498,28 +11683,37 @@
     </w:lvl>
   </w:abstractNum>
   <w:num w:numId="1">
+    <w:abstractNumId w:val="8"/>
+  </w:num>
+  <w:num w:numId="2">
     <w:abstractNumId w:val="6"/>
   </w:num>
-  <w:num w:numId="2">
+  <w:num w:numId="3">
+    <w:abstractNumId w:val="3"/>
+  </w:num>
+  <w:num w:numId="4">
+    <w:abstractNumId w:val="7"/>
+  </w:num>
+  <w:num w:numId="5">
     <w:abstractNumId w:val="4"/>
   </w:num>
-  <w:num w:numId="3">
+  <w:num w:numId="6">
+    <w:abstractNumId w:val="5"/>
+  </w:num>
+  <w:num w:numId="7">
+    <w:abstractNumId w:val="2"/>
+  </w:num>
+  <w:num w:numId="8">
+    <w:abstractNumId w:val="10"/>
+  </w:num>
+  <w:num w:numId="9">
+    <w:abstractNumId w:val="0"/>
+  </w:num>
+  <w:num w:numId="10">
     <w:abstractNumId w:val="1"/>
   </w:num>
-  <w:num w:numId="4">
-    <w:abstractNumId w:val="5"/>
-  </w:num>
-  <w:num w:numId="5">
-    <w:abstractNumId w:val="2"/>
-  </w:num>
-  <w:num w:numId="6">
-    <w:abstractNumId w:val="3"/>
-  </w:num>
-  <w:num w:numId="7">
-    <w:abstractNumId w:val="0"/>
-  </w:num>
-  <w:num w:numId="8">
-    <w:abstractNumId w:val="7"/>
+  <w:num w:numId="11">
+    <w:abstractNumId w:val="9"/>
   </w:num>
 </w:numbering>
 </file>
@@ -9921,6 +12115,7 @@
   <w:style w:type="character" w:default="1" w:styleId="a0">
     <w:name w:val="Default Paragraph Font"/>
     <w:uiPriority w:val="1"/>
+    <w:semiHidden/>
     <w:unhideWhenUsed/>
   </w:style>
   <w:style w:type="table" w:default="1" w:styleId="a1">
@@ -10091,6 +12286,18 @@
     <w:name w:val="citation-67"/>
     <w:basedOn w:val="a0"/>
     <w:rsid w:val="00B6390E"/>
+  </w:style>
+  <w:style w:type="character" w:styleId="a7">
+    <w:name w:val="FollowedHyperlink"/>
+    <w:basedOn w:val="a0"/>
+    <w:uiPriority w:val="99"/>
+    <w:semiHidden/>
+    <w:unhideWhenUsed/>
+    <w:rsid w:val="00DF26E5"/>
+    <w:rPr>
+      <w:color w:val="954F72" w:themeColor="followedHyperlink"/>
+      <w:u w:val="single"/>
+    </w:rPr>
   </w:style>
 </w:styles>
 </file>

--- a/Vusal_Nasrullayev.docx
+++ b/Vusal_Nasrullayev.docx
@@ -717,6 +717,7 @@
           <w:noProof/>
           <w:sz w:val="28"/>
           <w:szCs w:val="28"/>
+          <w:lang w:eastAsia="ru-RU"/>
         </w:rPr>
         <mc:AlternateContent>
           <mc:Choice Requires="wps">
@@ -783,6 +784,7 @@
           <w:noProof/>
           <w:sz w:val="28"/>
           <w:szCs w:val="28"/>
+          <w:lang w:eastAsia="ru-RU"/>
         </w:rPr>
         <mc:AlternateContent>
           <mc:Choice Requires="wps">
@@ -916,6 +918,7 @@
           <w:noProof/>
           <w:sz w:val="28"/>
           <w:szCs w:val="28"/>
+          <w:lang w:eastAsia="ru-RU"/>
         </w:rPr>
         <mc:AlternateContent>
           <mc:Choice Requires="wps">
@@ -1039,6 +1042,7 @@
           <w:noProof/>
           <w:sz w:val="28"/>
           <w:szCs w:val="28"/>
+          <w:lang w:eastAsia="ru-RU"/>
         </w:rPr>
         <mc:AlternateContent>
           <mc:Choice Requires="wps">
@@ -1137,6 +1141,7 @@
           <w:noProof/>
           <w:sz w:val="28"/>
           <w:szCs w:val="28"/>
+          <w:lang w:eastAsia="ru-RU"/>
         </w:rPr>
         <mc:AlternateContent>
           <mc:Choice Requires="wps">
@@ -1272,6 +1277,7 @@
           <w:noProof/>
           <w:sz w:val="28"/>
           <w:szCs w:val="28"/>
+          <w:lang w:eastAsia="ru-RU"/>
         </w:rPr>
         <mc:AlternateContent>
           <mc:Choice Requires="wps">
@@ -1369,6 +1375,7 @@
           <w:noProof/>
           <w:sz w:val="28"/>
           <w:szCs w:val="28"/>
+          <w:lang w:eastAsia="ru-RU"/>
         </w:rPr>
         <mc:AlternateContent>
           <mc:Choice Requires="wps">
@@ -1446,6 +1453,7 @@
           <w:noProof/>
           <w:sz w:val="28"/>
           <w:szCs w:val="28"/>
+          <w:lang w:eastAsia="ru-RU"/>
         </w:rPr>
         <mc:AlternateContent>
           <mc:Choice Requires="wps">
@@ -1563,6 +1571,7 @@
           <w:noProof/>
           <w:sz w:val="28"/>
           <w:szCs w:val="28"/>
+          <w:lang w:eastAsia="ru-RU"/>
         </w:rPr>
         <mc:AlternateContent>
           <mc:Choice Requires="wps">
@@ -2733,16 +2742,7 @@
           <w:sz w:val="28"/>
           <w:szCs w:val="28"/>
         </w:rPr>
-        <w:t>……………………………………………</w:t>
-      </w:r>
-      <w:bookmarkStart w:id="2" w:name="_GoBack"/>
-      <w:bookmarkEnd w:id="2"/>
-      <w:r>
-        <w:rPr>
-          <w:sz w:val="28"/>
-          <w:szCs w:val="28"/>
-        </w:rPr>
-        <w:t>…………….27</w:t>
+        <w:t>………………………………………………………….27</w:t>
       </w:r>
     </w:p>
     <w:p>
@@ -10250,17 +10250,7 @@
           <w:szCs w:val="28"/>
         </w:rPr>
         <w:lastRenderedPageBreak/>
-        <w:t xml:space="preserve">  </w:t>
-      </w:r>
-      <w:r>
-        <w:rPr>
-          <w:rFonts w:ascii="Times New Roman" w:hAnsi="Times New Roman" w:cs="Times New Roman"/>
-          <w:b/>
-          <w:bCs/>
-          <w:sz w:val="28"/>
-          <w:szCs w:val="28"/>
-        </w:rPr>
-        <w:t xml:space="preserve"> ПРИЛОЖЕНИЯ</w:t>
+        <w:t xml:space="preserve">   ПРИЛОЖЕНИЯ</w:t>
       </w:r>
     </w:p>
     <w:p>
@@ -10293,11 +10283,7 @@
     </w:p>
     <w:p>
       <w:pPr>
-        <w:pStyle w:val="a6"/>
-        <w:numPr>
-          <w:ilvl w:val="0"/>
-          <w:numId w:val="11"/>
-        </w:numPr>
+        <w:ind w:left="360"/>
         <w:jc w:val="both"/>
         <w:rPr>
           <w:rFonts w:ascii="Times New Roman" w:hAnsi="Times New Roman" w:cs="Times New Roman"/>
@@ -10368,28 +10354,26 @@
     </w:p>
     <w:p>
       <w:pPr>
-        <w:pStyle w:val="a6"/>
-        <w:numPr>
-          <w:ilvl w:val="0"/>
-          <w:numId w:val="11"/>
-        </w:numPr>
-        <w:spacing w:after="0" w:line="360" w:lineRule="auto"/>
-        <w:jc w:val="both"/>
-        <w:rPr>
-          <w:rFonts w:ascii="Times New Roman" w:eastAsia="Times New Roman" w:hAnsi="Times New Roman" w:cs="Times New Roman"/>
-          <w:sz w:val="28"/>
-          <w:szCs w:val="28"/>
-          <w:lang w:eastAsia="ru-RU"/>
-        </w:rPr>
-      </w:pPr>
-      <w:r>
-        <w:rPr>
-          <w:rFonts w:ascii="Times New Roman" w:hAnsi="Times New Roman" w:cs="Times New Roman"/>
-          <w:sz w:val="28"/>
-          <w:szCs w:val="28"/>
-        </w:rPr>
-        <w:t>https://github.com/vusalnsrllv/Pharmacy_Information_System_Vusal/blob/main/pharmacy_system.html</w:t>
-      </w:r>
+        <w:spacing w:after="0" w:line="360" w:lineRule="auto"/>
+        <w:ind w:left="360"/>
+        <w:jc w:val="both"/>
+        <w:rPr>
+          <w:rFonts w:ascii="Times New Roman" w:eastAsia="Times New Roman" w:hAnsi="Times New Roman" w:cs="Times New Roman"/>
+          <w:sz w:val="28"/>
+          <w:szCs w:val="28"/>
+          <w:lang w:eastAsia="ru-RU"/>
+        </w:rPr>
+      </w:pPr>
+      <w:r>
+        <w:rPr>
+          <w:rFonts w:ascii="Times New Roman" w:hAnsi="Times New Roman" w:cs="Times New Roman"/>
+          <w:sz w:val="28"/>
+          <w:szCs w:val="28"/>
+        </w:rPr>
+        <w:t>https://vusalnsrllv.github.io/Pharmacy_Information_System_Vusal/</w:t>
+      </w:r>
+      <w:bookmarkStart w:id="2" w:name="_GoBack"/>
+      <w:bookmarkEnd w:id="2"/>
     </w:p>
     <w:sectPr>
       <w:pgSz w:w="11906" w:h="16838"/>
